--- a/backend/templates/Form-B (Indemnity)- NDEL_Single_Template.docx
+++ b/backend/templates/Form-B (Indemnity)- NDEL_Single_Template.docx
@@ -500,7 +500,7 @@
           <w:b/>
           <w:lang w:val="en-IN" w:eastAsia="en-GB" w:bidi="hi-IN"/>
         </w:rPr>
-        <w:t>[Name as per DC H1]; [Name as per DC H2]; [Name as per DC H3]; [Name as per DC H4]</w:t>
+        <w:t>[Deceased Names DC]</w:t>
       </w:r>
       <w:r>
         <w:rPr>

--- a/backend/templates/Form-B (Indemnity)- NDEL_Single_Template.docx
+++ b/backend/templates/Form-B (Indemnity)- NDEL_Single_Template.docx
@@ -3353,7 +3353,7 @@
           </mc:Choice>
           <mc:Fallback xmlns:w16sdtdh="http://schemas.microsoft.com/office/word/2020/wordml/sdtdatahash" xmlns:w16="http://schemas.microsoft.com/office/word/2018/wordml" xmlns:w16cid="http://schemas.microsoft.com/office/word/2016/wordml/cid" xmlns:w16cex="http://schemas.microsoft.com/office/word/2018/wordml/cex" xmlns:oel="http://schemas.microsoft.com/office/2019/extlst" xmlns:am3d="http://schemas.microsoft.com/office/drawing/2017/model3d" xmlns:aink="http://schemas.microsoft.com/office/drawing/2016/ink" xmlns:cx8="http://schemas.microsoft.com/office/drawing/2016/5/14/chartex" xmlns:cx7="http://schemas.microsoft.com/office/drawing/2016/5/13/chartex" xmlns:cx6="http://schemas.microsoft.com/office/drawing/2016/5/12/chartex" xmlns:cx5="http://schemas.microsoft.com/office/drawing/2016/5/11/chartex" xmlns:cx4="http://schemas.microsoft.com/office/drawing/2016/5/10/chartex" xmlns:cx3="http://schemas.microsoft.com/office/drawing/2016/5/9/chartex" xmlns:cx2="http://schemas.microsoft.com/office/drawing/2015/10/21/chartex" xmlns:cx1="http://schemas.microsoft.com/office/drawing/2015/9/8/chartex">
             <w:pict>
-              <v:line w14:anchorId="4665F9CC" id="Straight Connector 3" o:spid="_x0000_s1026" style="position:absolute;z-index:251661312;visibility:visible;mso-wrap-style:square;mso-height-percent:0;mso-wrap-distance-left:9pt;mso-wrap-distance-top:0;mso-wrap-distance-right:9pt;mso-wrap-distance-bottom:0;mso-position-horizontal:absolute;mso-position-horizontal-relative:text;mso-position-vertical:absolute;mso-position-vertical-relative:text;mso-height-percent:0;mso-height-relative:margin" from="-13.5pt,20.55pt" to="-13.5pt,187.7pt" o:gfxdata="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" strokecolor="black [3040]"/>
+              <v:line w14:anchorId="4665F9CC" id="Straight Connector 3" o:spid="_x0000_s1026" style="position:absolute;z-index:251661312;visibility:visible;mso-wrap-style:square;mso-height-percent:0;mso-wrap-distance-left:9pt;mso-wrap-distance-top:0;mso-wrap-distance-right:9pt;mso-wrap-distance-bottom:0;mso-position-horizontal:absolute;mso-position-horizontal-relative:text;mso-position-vertical:absolute;mso-position-vertical-relative:text;mso-height-percent:0;mso-height-relative:margin" from="-13.5pt,20.55pt" to="-13.5pt,187.7pt" o:gfxdata="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" strokecolor="black"/>
             </w:pict>
           </mc:Fallback>
         </mc:AlternateContent>
@@ -3421,7 +3421,7 @@
           </mc:Choice>
           <mc:Fallback xmlns:w16sdtdh="http://schemas.microsoft.com/office/word/2020/wordml/sdtdatahash" xmlns:w16="http://schemas.microsoft.com/office/word/2018/wordml" xmlns:w16cid="http://schemas.microsoft.com/office/word/2016/wordml/cid" xmlns:w16cex="http://schemas.microsoft.com/office/word/2018/wordml/cex" xmlns:oel="http://schemas.microsoft.com/office/2019/extlst" xmlns:am3d="http://schemas.microsoft.com/office/drawing/2017/model3d" xmlns:aink="http://schemas.microsoft.com/office/drawing/2016/ink" xmlns:cx8="http://schemas.microsoft.com/office/drawing/2016/5/14/chartex" xmlns:cx7="http://schemas.microsoft.com/office/drawing/2016/5/13/chartex" xmlns:cx6="http://schemas.microsoft.com/office/drawing/2016/5/12/chartex" xmlns:cx5="http://schemas.microsoft.com/office/drawing/2016/5/11/chartex" xmlns:cx4="http://schemas.microsoft.com/office/drawing/2016/5/10/chartex" xmlns:cx3="http://schemas.microsoft.com/office/drawing/2016/5/9/chartex" xmlns:cx2="http://schemas.microsoft.com/office/drawing/2015/10/21/chartex" xmlns:cx1="http://schemas.microsoft.com/office/drawing/2015/9/8/chartex">
             <w:pict>
-              <v:line w14:anchorId="352D7F3D" id="Straight Connector 5" o:spid="_x0000_s1026" style="position:absolute;z-index:251663360;visibility:visible;mso-wrap-style:square;mso-height-percent:0;mso-wrap-distance-left:9pt;mso-wrap-distance-top:0;mso-wrap-distance-right:9pt;mso-wrap-distance-bottom:0;mso-position-horizontal:absolute;mso-position-horizontal-relative:text;mso-position-vertical:absolute;mso-position-vertical-relative:text;mso-height-percent:0;mso-height-relative:margin" from="245.55pt,20.55pt" to="245.55pt,187.7pt" o:gfxdata="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" strokecolor="black [3040]"/>
+              <v:line w14:anchorId="352D7F3D" id="Straight Connector 5" o:spid="_x0000_s1026" style="position:absolute;z-index:251663360;visibility:visible;mso-wrap-style:square;mso-height-percent:0;mso-wrap-distance-left:9pt;mso-wrap-distance-top:0;mso-wrap-distance-right:9pt;mso-wrap-distance-bottom:0;mso-position-horizontal:absolute;mso-position-horizontal-relative:text;mso-position-vertical:absolute;mso-position-vertical-relative:text;mso-height-percent:0;mso-height-relative:margin" from="245.55pt,20.55pt" to="245.55pt,187.7pt" o:gfxdata="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" strokecolor="black"/>
             </w:pict>
           </mc:Fallback>
         </mc:AlternateContent>
@@ -3486,7 +3486,7 @@
           </mc:Choice>
           <mc:Fallback xmlns:w16sdtdh="http://schemas.microsoft.com/office/word/2020/wordml/sdtdatahash" xmlns:w16="http://schemas.microsoft.com/office/word/2018/wordml" xmlns:w16cid="http://schemas.microsoft.com/office/word/2016/wordml/cid" xmlns:w16cex="http://schemas.microsoft.com/office/word/2018/wordml/cex" xmlns:oel="http://schemas.microsoft.com/office/2019/extlst" xmlns:am3d="http://schemas.microsoft.com/office/drawing/2017/model3d" xmlns:aink="http://schemas.microsoft.com/office/drawing/2016/ink" xmlns:cx8="http://schemas.microsoft.com/office/drawing/2016/5/14/chartex" xmlns:cx7="http://schemas.microsoft.com/office/drawing/2016/5/13/chartex" xmlns:cx6="http://schemas.microsoft.com/office/drawing/2016/5/12/chartex" xmlns:cx5="http://schemas.microsoft.com/office/drawing/2016/5/11/chartex" xmlns:cx4="http://schemas.microsoft.com/office/drawing/2016/5/10/chartex" xmlns:cx3="http://schemas.microsoft.com/office/drawing/2016/5/9/chartex" xmlns:cx2="http://schemas.microsoft.com/office/drawing/2015/10/21/chartex" xmlns:cx1="http://schemas.microsoft.com/office/drawing/2015/9/8/chartex">
             <w:pict>
-              <v:line w14:anchorId="661EFD63" id="Straight Connector 4" o:spid="_x0000_s1026" style="position:absolute;z-index:251662336;visibility:visible;mso-wrap-style:square;mso-wrap-distance-left:9pt;mso-wrap-distance-top:0;mso-wrap-distance-right:9pt;mso-wrap-distance-bottom:0;mso-position-horizontal:absolute;mso-position-horizontal-relative:text;mso-position-vertical:absolute;mso-position-vertical-relative:text" from="-13.5pt,20.55pt" to="245.55pt,20.55pt" o:gfxdata="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" strokecolor="black [3040]"/>
+              <v:line w14:anchorId="661EFD63" id="Straight Connector 4" o:spid="_x0000_s1026" style="position:absolute;z-index:251662336;visibility:visible;mso-wrap-style:square;mso-wrap-distance-left:9pt;mso-wrap-distance-top:0;mso-wrap-distance-right:9pt;mso-wrap-distance-bottom:0;mso-position-horizontal:absolute;mso-position-horizontal-relative:text;mso-position-vertical:absolute;mso-position-vertical-relative:text" from="-13.5pt,20.55pt" to="245.55pt,20.55pt" o:gfxdata="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" strokecolor="black"/>
             </w:pict>
           </mc:Fallback>
         </mc:AlternateContent>
@@ -3859,7 +3859,7 @@
           </mc:Choice>
           <mc:Fallback xmlns:w16sdtdh="http://schemas.microsoft.com/office/word/2020/wordml/sdtdatahash" xmlns:w16="http://schemas.microsoft.com/office/word/2018/wordml" xmlns:w16cid="http://schemas.microsoft.com/office/word/2016/wordml/cid" xmlns:w16cex="http://schemas.microsoft.com/office/word/2018/wordml/cex" xmlns:oel="http://schemas.microsoft.com/office/2019/extlst" xmlns:am3d="http://schemas.microsoft.com/office/drawing/2017/model3d" xmlns:aink="http://schemas.microsoft.com/office/drawing/2016/ink" xmlns:cx8="http://schemas.microsoft.com/office/drawing/2016/5/14/chartex" xmlns:cx7="http://schemas.microsoft.com/office/drawing/2016/5/13/chartex" xmlns:cx6="http://schemas.microsoft.com/office/drawing/2016/5/12/chartex" xmlns:cx5="http://schemas.microsoft.com/office/drawing/2016/5/11/chartex" xmlns:cx4="http://schemas.microsoft.com/office/drawing/2016/5/10/chartex" xmlns:cx3="http://schemas.microsoft.com/office/drawing/2016/5/9/chartex" xmlns:cx2="http://schemas.microsoft.com/office/drawing/2015/10/21/chartex" xmlns:cx1="http://schemas.microsoft.com/office/drawing/2015/9/8/chartex">
             <w:pict>
-              <v:line w14:anchorId="5D24802F" id="Straight Connector 6" o:spid="_x0000_s1026" style="position:absolute;z-index:251664384;visibility:visible;mso-wrap-style:square;mso-wrap-distance-left:9pt;mso-wrap-distance-top:0;mso-wrap-distance-right:9pt;mso-wrap-distance-bottom:0;mso-position-horizontal:absolute;mso-position-horizontal-relative:text;mso-position-vertical:absolute;mso-position-vertical-relative:text" from="-13.5pt,26.45pt" to="245.55pt,26.45pt" o:gfxdata="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" strokecolor="black [3040]"/>
+              <v:line w14:anchorId="5D24802F" id="Straight Connector 6" o:spid="_x0000_s1026" style="position:absolute;z-index:251664384;visibility:visible;mso-wrap-style:square;mso-wrap-distance-left:9pt;mso-wrap-distance-top:0;mso-wrap-distance-right:9pt;mso-wrap-distance-bottom:0;mso-position-horizontal:absolute;mso-position-horizontal-relative:text;mso-position-vertical:absolute;mso-position-vertical-relative:text" from="-13.5pt,26.45pt" to="245.55pt,26.45pt" o:gfxdata="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" strokecolor="black"/>
             </w:pict>
           </mc:Fallback>
         </mc:AlternateContent>

--- a/backend/templates/Form-B (Indemnity)- NDEL_Single_Template.docx
+++ b/backend/templates/Form-B (Indemnity)- NDEL_Single_Template.docx
@@ -1,6 +1,6 @@
 
 <file path=word/document.xml><?xml version="1.0" encoding="utf-8"?>
-<w:document xmlns:wpc="http://schemas.microsoft.com/office/word/2010/wordprocessingCanvas" xmlns:cx="http://schemas.microsoft.com/office/drawing/2014/chartex" xmlns:mc="http://schemas.openxmlformats.org/markup-compatibility/2006" xmlns:o="urn:schemas-microsoft-com:office:office" xmlns:r="http://schemas.openxmlformats.org/officeDocument/2006/relationships" xmlns:m="http://schemas.openxmlformats.org/officeDocument/2006/math" xmlns:v="urn:schemas-microsoft-com:vml" xmlns:wp14="http://schemas.microsoft.com/office/word/2010/wordprocessingDrawing" xmlns:wp="http://schemas.openxmlformats.org/drawingml/2006/wordprocessingDrawing" xmlns:w10="urn:schemas-microsoft-com:office:word" xmlns:w="http://schemas.openxmlformats.org/wordprocessingml/2006/main" xmlns:w14="http://schemas.microsoft.com/office/word/2010/wordml" xmlns:w15="http://schemas.microsoft.com/office/word/2012/wordml" xmlns:w16se="http://schemas.microsoft.com/office/word/2015/wordml/symex" xmlns:wpg="http://schemas.microsoft.com/office/word/2010/wordprocessingGroup" xmlns:wpi="http://schemas.microsoft.com/office/word/2010/wordprocessingInk" xmlns:wne="http://schemas.microsoft.com/office/word/2006/wordml" xmlns:wps="http://schemas.microsoft.com/office/word/2010/wordprocessingShape" mc:Ignorable="w14 w15 w16se wp14">
+<w:document xmlns:wpc="http://schemas.microsoft.com/office/word/2010/wordprocessingCanvas" xmlns:cx="http://schemas.microsoft.com/office/drawing/2014/chartex" xmlns:cx1="http://schemas.microsoft.com/office/drawing/2015/9/8/chartex" xmlns:cx2="http://schemas.microsoft.com/office/drawing/2015/10/21/chartex" xmlns:cx3="http://schemas.microsoft.com/office/drawing/2016/5/9/chartex" xmlns:cx4="http://schemas.microsoft.com/office/drawing/2016/5/10/chartex" xmlns:cx5="http://schemas.microsoft.com/office/drawing/2016/5/11/chartex" xmlns:cx6="http://schemas.microsoft.com/office/drawing/2016/5/12/chartex" xmlns:cx7="http://schemas.microsoft.com/office/drawing/2016/5/13/chartex" xmlns:cx8="http://schemas.microsoft.com/office/drawing/2016/5/14/chartex" xmlns:mc="http://schemas.openxmlformats.org/markup-compatibility/2006" xmlns:aink="http://schemas.microsoft.com/office/drawing/2016/ink" xmlns:am3d="http://schemas.microsoft.com/office/drawing/2017/model3d" xmlns:o="urn:schemas-microsoft-com:office:office" xmlns:oel="http://schemas.microsoft.com/office/2019/extlst" xmlns:r="http://schemas.openxmlformats.org/officeDocument/2006/relationships" xmlns:m="http://schemas.openxmlformats.org/officeDocument/2006/math" xmlns:v="urn:schemas-microsoft-com:vml" xmlns:wp14="http://schemas.microsoft.com/office/word/2010/wordprocessingDrawing" xmlns:wp="http://schemas.openxmlformats.org/drawingml/2006/wordprocessingDrawing" xmlns:w10="urn:schemas-microsoft-com:office:word" xmlns:w="http://schemas.openxmlformats.org/wordprocessingml/2006/main" xmlns:w14="http://schemas.microsoft.com/office/word/2010/wordml" xmlns:w15="http://schemas.microsoft.com/office/word/2012/wordml" xmlns:w16cex="http://schemas.microsoft.com/office/word/2018/wordml/cex" xmlns:w16cid="http://schemas.microsoft.com/office/word/2016/wordml/cid" xmlns:w16="http://schemas.microsoft.com/office/word/2018/wordml" xmlns:w16du="http://schemas.microsoft.com/office/word/2023/wordml/word16du" xmlns:w16sdtdh="http://schemas.microsoft.com/office/word/2020/wordml/sdtdatahash" xmlns:w16sdtfl="http://schemas.microsoft.com/office/word/2024/wordml/sdtformatlock" xmlns:w16se="http://schemas.microsoft.com/office/word/2015/wordml/symex" xmlns:wpg="http://schemas.microsoft.com/office/word/2010/wordprocessingGroup" xmlns:wpi="http://schemas.microsoft.com/office/word/2010/wordprocessingInk" xmlns:wne="http://schemas.microsoft.com/office/word/2006/wordml" xmlns:wps="http://schemas.microsoft.com/office/word/2010/wordprocessingShape" mc:Ignorable="w14 w15 w16se w16cid w16 w16cex w16sdtdh w16sdtfl w16du wp14">
   <w:body>
     <w:tbl>
       <w:tblPr>
@@ -331,25 +331,7 @@
           <w:b/>
           <w:lang w:val="en-IN" w:eastAsia="en-GB" w:bidi="hi-IN"/>
         </w:rPr>
-        <w:t xml:space="preserve">[Name as per </w:t>
-      </w:r>
-      <w:proofErr w:type="spellStart"/>
-      <w:r>
-        <w:rPr>
-          <w:rFonts w:ascii="Roboto" w:eastAsia="Times New Roman" w:hAnsi="Roboto" w:cs="Times New Roman"/>
-          <w:b/>
-          <w:lang w:val="en-IN" w:eastAsia="en-GB" w:bidi="hi-IN"/>
-        </w:rPr>
-        <w:t>Aadhar</w:t>
-      </w:r>
-      <w:proofErr w:type="spellEnd"/>
-      <w:r>
-        <w:rPr>
-          <w:rFonts w:ascii="Roboto" w:eastAsia="Times New Roman" w:hAnsi="Roboto" w:cs="Times New Roman"/>
-          <w:b/>
-          <w:lang w:val="en-IN" w:eastAsia="en-GB" w:bidi="hi-IN"/>
-        </w:rPr>
-        <w:t xml:space="preserve"> C1]</w:t>
+        <w:t>[Name as per Aadhar C1]</w:t>
       </w:r>
       <w:r>
         <w:rPr>
@@ -997,7 +979,6 @@
                 <w:b/>
               </w:rPr>
             </w:pPr>
-            <w:proofErr w:type="spellStart"/>
             <w:r>
               <w:rPr>
                 <w:rFonts w:cstheme="minorHAnsi"/>
@@ -1005,9 +986,138 @@
                 <w:sz w:val="24"/>
                 <w:szCs w:val="24"/>
               </w:rPr>
-              <w:t>Rs</w:t>
-            </w:r>
-            <w:proofErr w:type="spellEnd"/>
+              <w:t>Rs.</w:t>
+            </w:r>
+            <w:r>
+              <w:rPr>
+                <w:rFonts w:ascii="Roboto" w:hAnsi="Roboto"/>
+                <w:b/>
+              </w:rPr>
+              <w:t>[Face Value]/-</w:t>
+            </w:r>
+          </w:p>
+        </w:tc>
+        <w:tc>
+          <w:tcPr>
+            <w:tcW w:w="1695" w:type="dxa"/>
+          </w:tcPr>
+          <w:p>
+            <w:pPr>
+              <w:rPr>
+                <w:rFonts w:ascii="Roboto" w:hAnsi="Roboto"/>
+                <w:b/>
+              </w:rPr>
+            </w:pPr>
+            <w:r>
+              <w:rPr>
+                <w:rFonts w:ascii="Roboto" w:hAnsi="Roboto"/>
+                <w:b/>
+              </w:rPr>
+              <w:t xml:space="preserve">        [SC1]</w:t>
+            </w:r>
+          </w:p>
+        </w:tc>
+        <w:tc>
+          <w:tcPr>
+            <w:tcW w:w="2114" w:type="dxa"/>
+            <w:gridSpan w:val="2"/>
+          </w:tcPr>
+          <w:p>
+            <w:pPr>
+              <w:ind w:right="573"/>
+              <w:rPr>
+                <w:rFonts w:ascii="Arial" w:eastAsia="Times New Roman" w:hAnsi="Arial" w:cs="Arial"/>
+                <w:b/>
+                <w:sz w:val="20"/>
+                <w:szCs w:val="20"/>
+              </w:rPr>
+            </w:pPr>
+            <w:r>
+              <w:rPr>
+                <w:rFonts w:ascii="Roboto" w:hAnsi="Roboto"/>
+                <w:b/>
+              </w:rPr>
+              <w:t xml:space="preserve">          [DN1]</w:t>
+            </w:r>
+          </w:p>
+        </w:tc>
+      </w:tr>
+      <w:tr>
+        <w:tc>
+          <w:tcPr>
+            <w:tcW w:w="1689" w:type="dxa"/>
+          </w:tcPr>
+          <w:p>
+            <w:pPr>
+              <w:rPr>
+                <w:rFonts w:ascii="Arial" w:eastAsia="Times New Roman" w:hAnsi="Arial" w:cs="Arial"/>
+                <w:b/>
+                <w:sz w:val="20"/>
+                <w:szCs w:val="20"/>
+              </w:rPr>
+            </w:pPr>
+            <w:r>
+              <w:rPr>
+                <w:rFonts w:ascii="Roboto" w:hAnsi="Roboto"/>
+                <w:b/>
+              </w:rPr>
+              <w:t xml:space="preserve"> [Company Name]</w:t>
+            </w:r>
+          </w:p>
+        </w:tc>
+        <w:tc>
+          <w:tcPr>
+            <w:tcW w:w="1409" w:type="dxa"/>
+          </w:tcPr>
+          <w:p>
+            <w:pPr>
+              <w:jc w:val="center"/>
+              <w:rPr>
+                <w:rFonts w:ascii="Arial" w:eastAsia="Times New Roman" w:hAnsi="Arial" w:cs="Arial"/>
+                <w:b/>
+                <w:sz w:val="20"/>
+                <w:szCs w:val="20"/>
+              </w:rPr>
+            </w:pPr>
+            <w:r>
+              <w:rPr>
+                <w:rFonts w:ascii="Roboto" w:hAnsi="Roboto"/>
+                <w:b/>
+              </w:rPr>
+              <w:t>[Folio No]</w:t>
+            </w:r>
+          </w:p>
+        </w:tc>
+        <w:tc>
+          <w:tcPr>
+            <w:tcW w:w="1183" w:type="dxa"/>
+          </w:tcPr>
+          <w:p>
+            <w:pPr>
+              <w:jc w:val="center"/>
+              <w:rPr>
+                <w:b/>
+              </w:rPr>
+            </w:pPr>
+            <w:r>
+              <w:rPr>
+                <w:rFonts w:ascii="Roboto" w:hAnsi="Roboto"/>
+                <w:b/>
+              </w:rPr>
+              <w:t>[NOS2]</w:t>
+            </w:r>
+          </w:p>
+        </w:tc>
+        <w:tc>
+          <w:tcPr>
+            <w:tcW w:w="1970" w:type="dxa"/>
+          </w:tcPr>
+          <w:p>
+            <w:pPr>
+              <w:rPr>
+                <w:b/>
+              </w:rPr>
+            </w:pPr>
             <w:r>
               <w:rPr>
                 <w:rFonts w:cstheme="minorHAnsi"/>
@@ -1015,7 +1125,7 @@
                 <w:sz w:val="24"/>
                 <w:szCs w:val="24"/>
               </w:rPr>
-              <w:t>.</w:t>
+              <w:t>Rs.</w:t>
             </w:r>
             <w:r>
               <w:rPr>
@@ -1033,16 +1143,18 @@
           <w:p>
             <w:pPr>
               <w:rPr>
-                <w:rFonts w:ascii="Roboto" w:hAnsi="Roboto"/>
-                <w:b/>
-              </w:rPr>
-            </w:pPr>
-            <w:r>
-              <w:rPr>
-                <w:rFonts w:ascii="Roboto" w:hAnsi="Roboto"/>
-                <w:b/>
-              </w:rPr>
-              <w:t xml:space="preserve">        [SC1]</w:t>
+                <w:rFonts w:ascii="Arial" w:eastAsia="Times New Roman" w:hAnsi="Arial" w:cs="Arial"/>
+                <w:b/>
+                <w:sz w:val="20"/>
+                <w:szCs w:val="20"/>
+              </w:rPr>
+            </w:pPr>
+            <w:r>
+              <w:rPr>
+                <w:rFonts w:ascii="Roboto" w:hAnsi="Roboto"/>
+                <w:b/>
+              </w:rPr>
+              <w:t xml:space="preserve">        [SC2]</w:t>
             </w:r>
           </w:p>
         </w:tc>
@@ -1055,6 +1167,28 @@
             <w:pPr>
               <w:ind w:right="573"/>
               <w:rPr>
+                <w:rFonts w:ascii="Roboto" w:hAnsi="Roboto"/>
+                <w:b/>
+              </w:rPr>
+            </w:pPr>
+            <w:r>
+              <w:rPr>
+                <w:rFonts w:ascii="Roboto" w:hAnsi="Roboto"/>
+                <w:b/>
+              </w:rPr>
+              <w:t xml:space="preserve">          [DN2]</w:t>
+            </w:r>
+          </w:p>
+        </w:tc>
+      </w:tr>
+      <w:tr>
+        <w:tc>
+          <w:tcPr>
+            <w:tcW w:w="1689" w:type="dxa"/>
+          </w:tcPr>
+          <w:p>
+            <w:pPr>
+              <w:rPr>
                 <w:rFonts w:ascii="Arial" w:eastAsia="Times New Roman" w:hAnsi="Arial" w:cs="Arial"/>
                 <w:b/>
                 <w:sz w:val="20"/>
@@ -1066,7 +1200,131 @@
                 <w:rFonts w:ascii="Roboto" w:hAnsi="Roboto"/>
                 <w:b/>
               </w:rPr>
-              <w:t xml:space="preserve">          [DN1]</w:t>
+              <w:t xml:space="preserve"> [Company Name]</w:t>
+            </w:r>
+          </w:p>
+        </w:tc>
+        <w:tc>
+          <w:tcPr>
+            <w:tcW w:w="1409" w:type="dxa"/>
+          </w:tcPr>
+          <w:p>
+            <w:pPr>
+              <w:jc w:val="center"/>
+              <w:rPr>
+                <w:rFonts w:ascii="Arial" w:eastAsia="Times New Roman" w:hAnsi="Arial" w:cs="Arial"/>
+                <w:b/>
+                <w:sz w:val="20"/>
+                <w:szCs w:val="20"/>
+              </w:rPr>
+            </w:pPr>
+            <w:r>
+              <w:rPr>
+                <w:rFonts w:ascii="Roboto" w:hAnsi="Roboto"/>
+                <w:b/>
+              </w:rPr>
+              <w:t>[Folio No]</w:t>
+            </w:r>
+          </w:p>
+        </w:tc>
+        <w:tc>
+          <w:tcPr>
+            <w:tcW w:w="1183" w:type="dxa"/>
+          </w:tcPr>
+          <w:p>
+            <w:pPr>
+              <w:jc w:val="center"/>
+              <w:rPr>
+                <w:b/>
+              </w:rPr>
+            </w:pPr>
+            <w:r>
+              <w:rPr>
+                <w:rFonts w:ascii="Roboto" w:hAnsi="Roboto"/>
+                <w:b/>
+              </w:rPr>
+              <w:t>[NOS3]</w:t>
+            </w:r>
+          </w:p>
+        </w:tc>
+        <w:tc>
+          <w:tcPr>
+            <w:tcW w:w="1970" w:type="dxa"/>
+          </w:tcPr>
+          <w:p>
+            <w:pPr>
+              <w:rPr>
+                <w:b/>
+              </w:rPr>
+            </w:pPr>
+            <w:r>
+              <w:rPr>
+                <w:rFonts w:cstheme="minorHAnsi"/>
+                <w:b/>
+                <w:sz w:val="24"/>
+                <w:szCs w:val="24"/>
+              </w:rPr>
+              <w:t>Rs.</w:t>
+            </w:r>
+            <w:r>
+              <w:rPr>
+                <w:rFonts w:ascii="Roboto" w:hAnsi="Roboto"/>
+                <w:b/>
+              </w:rPr>
+              <w:t>[Face Value]/-</w:t>
+            </w:r>
+          </w:p>
+        </w:tc>
+        <w:tc>
+          <w:tcPr>
+            <w:tcW w:w="1695" w:type="dxa"/>
+          </w:tcPr>
+          <w:p>
+            <w:pPr>
+              <w:rPr>
+                <w:rFonts w:ascii="Arial" w:eastAsia="Times New Roman" w:hAnsi="Arial" w:cs="Arial"/>
+                <w:b/>
+                <w:sz w:val="20"/>
+                <w:szCs w:val="20"/>
+              </w:rPr>
+            </w:pPr>
+            <w:r>
+              <w:rPr>
+                <w:rFonts w:ascii="Arial" w:eastAsia="Times New Roman" w:hAnsi="Arial" w:cs="Arial"/>
+                <w:b/>
+                <w:sz w:val="20"/>
+                <w:szCs w:val="20"/>
+              </w:rPr>
+              <w:t xml:space="preserve">        </w:t>
+            </w:r>
+            <w:r>
+              <w:rPr>
+                <w:rFonts w:ascii="Roboto" w:hAnsi="Roboto"/>
+                <w:b/>
+              </w:rPr>
+              <w:t>[SC3]</w:t>
+            </w:r>
+          </w:p>
+        </w:tc>
+        <w:tc>
+          <w:tcPr>
+            <w:tcW w:w="2114" w:type="dxa"/>
+            <w:gridSpan w:val="2"/>
+          </w:tcPr>
+          <w:p>
+            <w:pPr>
+              <w:ind w:right="573"/>
+              <w:rPr>
+                <w:rFonts w:ascii="Roboto" w:hAnsi="Roboto"/>
+                <w:b/>
+              </w:rPr>
+            </w:pPr>
+            <w:r>
+              <w:rPr>
+                <w:rFonts w:ascii="Roboto" w:hAnsi="Roboto"/>
+                <w:b/>
+              </w:rPr>
+              <w:t xml:space="preserve">          [DN3]</w:t>
             </w:r>
           </w:p>
         </w:tc>
@@ -1133,7 +1391,7 @@
                 <w:rFonts w:ascii="Roboto" w:hAnsi="Roboto"/>
                 <w:b/>
               </w:rPr>
-              <w:t>[NOS2]</w:t>
+              <w:t>[NOS4]</w:t>
             </w:r>
           </w:p>
         </w:tc>
@@ -1147,7 +1405,6 @@
                 <w:b/>
               </w:rPr>
             </w:pPr>
-            <w:proofErr w:type="spellStart"/>
             <w:r>
               <w:rPr>
                 <w:rFonts w:cstheme="minorHAnsi"/>
@@ -1155,9 +1412,147 @@
                 <w:sz w:val="24"/>
                 <w:szCs w:val="24"/>
               </w:rPr>
-              <w:t>Rs</w:t>
-            </w:r>
-            <w:proofErr w:type="spellEnd"/>
+              <w:t>Rs.</w:t>
+            </w:r>
+            <w:r>
+              <w:rPr>
+                <w:rFonts w:ascii="Roboto" w:hAnsi="Roboto"/>
+                <w:b/>
+              </w:rPr>
+              <w:t>[Face Value]/-</w:t>
+            </w:r>
+          </w:p>
+        </w:tc>
+        <w:tc>
+          <w:tcPr>
+            <w:tcW w:w="1695" w:type="dxa"/>
+          </w:tcPr>
+          <w:p>
+            <w:pPr>
+              <w:rPr>
+                <w:rFonts w:ascii="Arial" w:eastAsia="Times New Roman" w:hAnsi="Arial" w:cs="Arial"/>
+                <w:b/>
+                <w:sz w:val="20"/>
+                <w:szCs w:val="20"/>
+              </w:rPr>
+            </w:pPr>
+            <w:r>
+              <w:rPr>
+                <w:rFonts w:ascii="Arial" w:eastAsia="Times New Roman" w:hAnsi="Arial" w:cs="Arial"/>
+                <w:b/>
+                <w:sz w:val="20"/>
+                <w:szCs w:val="20"/>
+              </w:rPr>
+              <w:t xml:space="preserve">        </w:t>
+            </w:r>
+            <w:r>
+              <w:rPr>
+                <w:rFonts w:ascii="Roboto" w:hAnsi="Roboto"/>
+                <w:b/>
+              </w:rPr>
+              <w:t>[SC4]</w:t>
+            </w:r>
+          </w:p>
+        </w:tc>
+        <w:tc>
+          <w:tcPr>
+            <w:tcW w:w="2114" w:type="dxa"/>
+            <w:gridSpan w:val="2"/>
+          </w:tcPr>
+          <w:p>
+            <w:pPr>
+              <w:ind w:right="573"/>
+              <w:rPr>
+                <w:rFonts w:ascii="Roboto" w:hAnsi="Roboto"/>
+                <w:b/>
+              </w:rPr>
+            </w:pPr>
+            <w:r>
+              <w:rPr>
+                <w:rFonts w:ascii="Roboto" w:hAnsi="Roboto"/>
+                <w:b/>
+              </w:rPr>
+              <w:t xml:space="preserve">          [DN4]</w:t>
+            </w:r>
+          </w:p>
+        </w:tc>
+      </w:tr>
+      <w:tr>
+        <w:tc>
+          <w:tcPr>
+            <w:tcW w:w="1689" w:type="dxa"/>
+          </w:tcPr>
+          <w:p>
+            <w:pPr>
+              <w:rPr>
+                <w:rFonts w:ascii="Arial" w:eastAsia="Times New Roman" w:hAnsi="Arial" w:cs="Arial"/>
+                <w:b/>
+                <w:sz w:val="20"/>
+                <w:szCs w:val="20"/>
+              </w:rPr>
+            </w:pPr>
+            <w:r>
+              <w:rPr>
+                <w:rFonts w:ascii="Roboto" w:hAnsi="Roboto"/>
+                <w:b/>
+              </w:rPr>
+              <w:t xml:space="preserve"> [Company Name]</w:t>
+            </w:r>
+          </w:p>
+        </w:tc>
+        <w:tc>
+          <w:tcPr>
+            <w:tcW w:w="1409" w:type="dxa"/>
+          </w:tcPr>
+          <w:p>
+            <w:pPr>
+              <w:jc w:val="center"/>
+              <w:rPr>
+                <w:rFonts w:ascii="Arial" w:eastAsia="Times New Roman" w:hAnsi="Arial" w:cs="Arial"/>
+                <w:b/>
+                <w:sz w:val="20"/>
+                <w:szCs w:val="20"/>
+              </w:rPr>
+            </w:pPr>
+            <w:r>
+              <w:rPr>
+                <w:rFonts w:ascii="Roboto" w:hAnsi="Roboto"/>
+                <w:b/>
+              </w:rPr>
+              <w:t>[Folio No]</w:t>
+            </w:r>
+          </w:p>
+        </w:tc>
+        <w:tc>
+          <w:tcPr>
+            <w:tcW w:w="1183" w:type="dxa"/>
+          </w:tcPr>
+          <w:p>
+            <w:pPr>
+              <w:jc w:val="center"/>
+              <w:rPr>
+                <w:b/>
+              </w:rPr>
+            </w:pPr>
+            <w:r>
+              <w:rPr>
+                <w:rFonts w:ascii="Roboto" w:hAnsi="Roboto"/>
+                <w:b/>
+              </w:rPr>
+              <w:t>[NOS5]</w:t>
+            </w:r>
+          </w:p>
+        </w:tc>
+        <w:tc>
+          <w:tcPr>
+            <w:tcW w:w="1970" w:type="dxa"/>
+          </w:tcPr>
+          <w:p>
+            <w:pPr>
+              <w:rPr>
+                <w:b/>
+              </w:rPr>
+            </w:pPr>
             <w:r>
               <w:rPr>
                 <w:rFonts w:cstheme="minorHAnsi"/>
@@ -1165,7 +1560,7 @@
                 <w:sz w:val="24"/>
                 <w:szCs w:val="24"/>
               </w:rPr>
-              <w:t>.</w:t>
+              <w:t>Rs.</w:t>
             </w:r>
             <w:r>
               <w:rPr>
@@ -1191,10 +1586,19 @@
             </w:pPr>
             <w:r>
               <w:rPr>
-                <w:rFonts w:ascii="Roboto" w:hAnsi="Roboto"/>
-                <w:b/>
-              </w:rPr>
-              <w:t xml:space="preserve">        [SC2]</w:t>
+                <w:rFonts w:ascii="Arial" w:eastAsia="Times New Roman" w:hAnsi="Arial" w:cs="Arial"/>
+                <w:b/>
+                <w:sz w:val="20"/>
+                <w:szCs w:val="20"/>
+              </w:rPr>
+              <w:t xml:space="preserve">        </w:t>
+            </w:r>
+            <w:r>
+              <w:rPr>
+                <w:rFonts w:ascii="Roboto" w:hAnsi="Roboto"/>
+                <w:b/>
+              </w:rPr>
+              <w:t>[SC5]</w:t>
             </w:r>
           </w:p>
         </w:tc>
@@ -1216,7 +1620,7 @@
                 <w:rFonts w:ascii="Roboto" w:hAnsi="Roboto"/>
                 <w:b/>
               </w:rPr>
-              <w:t xml:space="preserve">          [DN2]</w:t>
+              <w:t xml:space="preserve">          [DN5]</w:t>
             </w:r>
           </w:p>
         </w:tc>
@@ -1229,6 +1633,109 @@
           <w:p>
             <w:pPr>
               <w:rPr>
+                <w:rFonts w:ascii="Roboto" w:hAnsi="Roboto"/>
+                <w:b/>
+              </w:rPr>
+            </w:pPr>
+            <w:r>
+              <w:rPr>
+                <w:rFonts w:ascii="Roboto" w:hAnsi="Roboto"/>
+                <w:b/>
+              </w:rPr>
+              <w:t xml:space="preserve"> [Company Name]</w:t>
+            </w:r>
+          </w:p>
+        </w:tc>
+        <w:tc>
+          <w:tcPr>
+            <w:tcW w:w="1409" w:type="dxa"/>
+          </w:tcPr>
+          <w:p>
+            <w:pPr>
+              <w:jc w:val="center"/>
+              <w:rPr>
+                <w:rFonts w:ascii="Roboto" w:hAnsi="Roboto"/>
+                <w:b/>
+              </w:rPr>
+            </w:pPr>
+            <w:r>
+              <w:rPr>
+                <w:rFonts w:ascii="Roboto" w:hAnsi="Roboto"/>
+                <w:b/>
+              </w:rPr>
+              <w:t>[Folio No]</w:t>
+            </w:r>
+          </w:p>
+        </w:tc>
+        <w:tc>
+          <w:tcPr>
+            <w:tcW w:w="1183" w:type="dxa"/>
+          </w:tcPr>
+          <w:p>
+            <w:pPr>
+              <w:jc w:val="center"/>
+              <w:rPr>
+                <w:b/>
+              </w:rPr>
+            </w:pPr>
+            <w:r>
+              <w:rPr>
+                <w:rFonts w:ascii="Roboto" w:hAnsi="Roboto"/>
+                <w:b/>
+              </w:rPr>
+              <w:t>[NOS</w:t>
+            </w:r>
+            <w:r>
+              <w:rPr>
+                <w:rFonts w:ascii="Roboto" w:hAnsi="Roboto"/>
+                <w:b/>
+              </w:rPr>
+              <w:t>6</w:t>
+            </w:r>
+            <w:r>
+              <w:rPr>
+                <w:rFonts w:ascii="Roboto" w:hAnsi="Roboto"/>
+                <w:b/>
+              </w:rPr>
+              <w:t>]</w:t>
+            </w:r>
+          </w:p>
+        </w:tc>
+        <w:tc>
+          <w:tcPr>
+            <w:tcW w:w="1970" w:type="dxa"/>
+          </w:tcPr>
+          <w:p>
+            <w:pPr>
+              <w:rPr>
+                <w:b/>
+              </w:rPr>
+            </w:pPr>
+            <w:r>
+              <w:rPr>
+                <w:rFonts w:cstheme="minorHAnsi"/>
+                <w:b/>
+                <w:sz w:val="24"/>
+                <w:szCs w:val="24"/>
+              </w:rPr>
+              <w:t>Rs.</w:t>
+            </w:r>
+            <w:r>
+              <w:rPr>
+                <w:rFonts w:ascii="Roboto" w:hAnsi="Roboto"/>
+                <w:b/>
+              </w:rPr>
+              <w:t>[Face Value]/-</w:t>
+            </w:r>
+          </w:p>
+        </w:tc>
+        <w:tc>
+          <w:tcPr>
+            <w:tcW w:w="1695" w:type="dxa"/>
+          </w:tcPr>
+          <w:p>
+            <w:pPr>
+              <w:rPr>
                 <w:rFonts w:ascii="Arial" w:eastAsia="Times New Roman" w:hAnsi="Arial" w:cs="Arial"/>
                 <w:b/>
                 <w:sz w:val="20"/>
@@ -1237,26 +1744,109 @@
             </w:pPr>
             <w:r>
               <w:rPr>
-                <w:rFonts w:ascii="Roboto" w:hAnsi="Roboto"/>
-                <w:b/>
-              </w:rPr>
-              <w:t xml:space="preserve"> [Company Name]</w:t>
-            </w:r>
-          </w:p>
-        </w:tc>
-        <w:tc>
-          <w:tcPr>
-            <w:tcW w:w="1409" w:type="dxa"/>
-          </w:tcPr>
-          <w:p>
-            <w:pPr>
-              <w:jc w:val="center"/>
-              <w:rPr>
                 <w:rFonts w:ascii="Arial" w:eastAsia="Times New Roman" w:hAnsi="Arial" w:cs="Arial"/>
                 <w:b/>
                 <w:sz w:val="20"/>
                 <w:szCs w:val="20"/>
               </w:rPr>
+              <w:t xml:space="preserve">        </w:t>
+            </w:r>
+            <w:r>
+              <w:rPr>
+                <w:rFonts w:ascii="Roboto" w:hAnsi="Roboto"/>
+                <w:b/>
+              </w:rPr>
+              <w:t>[SC</w:t>
+            </w:r>
+            <w:r>
+              <w:rPr>
+                <w:rFonts w:ascii="Roboto" w:hAnsi="Roboto"/>
+                <w:b/>
+              </w:rPr>
+              <w:t>6</w:t>
+            </w:r>
+            <w:r>
+              <w:rPr>
+                <w:rFonts w:ascii="Roboto" w:hAnsi="Roboto"/>
+                <w:b/>
+              </w:rPr>
+              <w:t>]</w:t>
+            </w:r>
+          </w:p>
+        </w:tc>
+        <w:tc>
+          <w:tcPr>
+            <w:tcW w:w="2114" w:type="dxa"/>
+            <w:gridSpan w:val="2"/>
+          </w:tcPr>
+          <w:p>
+            <w:pPr>
+              <w:ind w:right="573"/>
+              <w:rPr>
+                <w:rFonts w:ascii="Roboto" w:hAnsi="Roboto"/>
+                <w:b/>
+              </w:rPr>
+            </w:pPr>
+            <w:r>
+              <w:rPr>
+                <w:rFonts w:ascii="Roboto" w:hAnsi="Roboto"/>
+                <w:b/>
+              </w:rPr>
+              <w:t xml:space="preserve">          [DN</w:t>
+            </w:r>
+            <w:r>
+              <w:rPr>
+                <w:rFonts w:ascii="Roboto" w:hAnsi="Roboto"/>
+                <w:b/>
+              </w:rPr>
+              <w:t>6</w:t>
+            </w:r>
+            <w:r>
+              <w:rPr>
+                <w:rFonts w:ascii="Roboto" w:hAnsi="Roboto"/>
+                <w:b/>
+              </w:rPr>
+              <w:t>]</w:t>
+            </w:r>
+          </w:p>
+        </w:tc>
+      </w:tr>
+      <w:tr>
+        <w:tc>
+          <w:tcPr>
+            <w:tcW w:w="1689" w:type="dxa"/>
+          </w:tcPr>
+          <w:p>
+            <w:pPr>
+              <w:rPr>
+                <w:rFonts w:ascii="Arial" w:eastAsia="Times New Roman" w:hAnsi="Arial" w:cs="Arial"/>
+                <w:b/>
+                <w:sz w:val="20"/>
+                <w:szCs w:val="20"/>
+              </w:rPr>
+            </w:pPr>
+            <w:r>
+              <w:rPr>
+                <w:rFonts w:ascii="Roboto" w:hAnsi="Roboto"/>
+                <w:b/>
+              </w:rPr>
+              <w:t xml:space="preserve"> [Company Name]</w:t>
+            </w:r>
+          </w:p>
+        </w:tc>
+        <w:tc>
+          <w:tcPr>
+            <w:tcW w:w="1409" w:type="dxa"/>
+          </w:tcPr>
+          <w:p>
+            <w:pPr>
+              <w:jc w:val="center"/>
+              <w:rPr>
+                <w:rFonts w:ascii="Arial" w:eastAsia="Times New Roman" w:hAnsi="Arial" w:cs="Arial"/>
+                <w:b/>
+                <w:sz w:val="20"/>
+                <w:szCs w:val="20"/>
+              </w:rPr>
             </w:pPr>
             <w:r>
               <w:rPr>
@@ -1283,7 +1873,21 @@
                 <w:rFonts w:ascii="Roboto" w:hAnsi="Roboto"/>
                 <w:b/>
               </w:rPr>
-              <w:t>[NOS3]</w:t>
+              <w:t>[NOS</w:t>
+            </w:r>
+            <w:r>
+              <w:rPr>
+                <w:rFonts w:ascii="Roboto" w:hAnsi="Roboto"/>
+                <w:b/>
+              </w:rPr>
+              <w:t>7</w:t>
+            </w:r>
+            <w:r>
+              <w:rPr>
+                <w:rFonts w:ascii="Roboto" w:hAnsi="Roboto"/>
+                <w:b/>
+              </w:rPr>
+              <w:t>]</w:t>
             </w:r>
           </w:p>
         </w:tc>
@@ -1297,7 +1901,6 @@
                 <w:b/>
               </w:rPr>
             </w:pPr>
-            <w:proofErr w:type="spellStart"/>
             <w:r>
               <w:rPr>
                 <w:rFonts w:cstheme="minorHAnsi"/>
@@ -1305,9 +1908,189 @@
                 <w:sz w:val="24"/>
                 <w:szCs w:val="24"/>
               </w:rPr>
-              <w:t>Rs</w:t>
-            </w:r>
-            <w:proofErr w:type="spellEnd"/>
+              <w:t>Rs.</w:t>
+            </w:r>
+            <w:r>
+              <w:rPr>
+                <w:rFonts w:ascii="Roboto" w:hAnsi="Roboto"/>
+                <w:b/>
+              </w:rPr>
+              <w:t>[Face Value]/-</w:t>
+            </w:r>
+          </w:p>
+        </w:tc>
+        <w:tc>
+          <w:tcPr>
+            <w:tcW w:w="1695" w:type="dxa"/>
+          </w:tcPr>
+          <w:p>
+            <w:pPr>
+              <w:rPr>
+                <w:rFonts w:ascii="Arial" w:eastAsia="Times New Roman" w:hAnsi="Arial" w:cs="Arial"/>
+                <w:b/>
+                <w:sz w:val="20"/>
+                <w:szCs w:val="20"/>
+              </w:rPr>
+            </w:pPr>
+            <w:r>
+              <w:rPr>
+                <w:rFonts w:ascii="Arial" w:eastAsia="Times New Roman" w:hAnsi="Arial" w:cs="Arial"/>
+                <w:b/>
+                <w:sz w:val="20"/>
+                <w:szCs w:val="20"/>
+              </w:rPr>
+              <w:t xml:space="preserve">        </w:t>
+            </w:r>
+            <w:r>
+              <w:rPr>
+                <w:rFonts w:ascii="Roboto" w:hAnsi="Roboto"/>
+                <w:b/>
+              </w:rPr>
+              <w:t>[SC</w:t>
+            </w:r>
+            <w:r>
+              <w:rPr>
+                <w:rFonts w:ascii="Roboto" w:hAnsi="Roboto"/>
+                <w:b/>
+              </w:rPr>
+              <w:t>7</w:t>
+            </w:r>
+            <w:r>
+              <w:rPr>
+                <w:rFonts w:ascii="Roboto" w:hAnsi="Roboto"/>
+                <w:b/>
+              </w:rPr>
+              <w:t>]</w:t>
+            </w:r>
+          </w:p>
+        </w:tc>
+        <w:tc>
+          <w:tcPr>
+            <w:tcW w:w="2114" w:type="dxa"/>
+            <w:gridSpan w:val="2"/>
+          </w:tcPr>
+          <w:p>
+            <w:pPr>
+              <w:ind w:right="573"/>
+              <w:rPr>
+                <w:rFonts w:ascii="Roboto" w:hAnsi="Roboto"/>
+                <w:b/>
+              </w:rPr>
+            </w:pPr>
+            <w:r>
+              <w:rPr>
+                <w:rFonts w:ascii="Roboto" w:hAnsi="Roboto"/>
+                <w:b/>
+              </w:rPr>
+              <w:t xml:space="preserve">          [DN</w:t>
+            </w:r>
+            <w:r>
+              <w:rPr>
+                <w:rFonts w:ascii="Roboto" w:hAnsi="Roboto"/>
+                <w:b/>
+              </w:rPr>
+              <w:t>7</w:t>
+            </w:r>
+            <w:r>
+              <w:rPr>
+                <w:rFonts w:ascii="Roboto" w:hAnsi="Roboto"/>
+                <w:b/>
+              </w:rPr>
+              <w:t>]</w:t>
+            </w:r>
+          </w:p>
+        </w:tc>
+      </w:tr>
+      <w:tr>
+        <w:tc>
+          <w:tcPr>
+            <w:tcW w:w="1689" w:type="dxa"/>
+          </w:tcPr>
+          <w:p>
+            <w:pPr>
+              <w:rPr>
+                <w:rFonts w:ascii="Arial" w:eastAsia="Times New Roman" w:hAnsi="Arial" w:cs="Arial"/>
+                <w:b/>
+                <w:sz w:val="20"/>
+                <w:szCs w:val="20"/>
+              </w:rPr>
+            </w:pPr>
+            <w:r>
+              <w:rPr>
+                <w:rFonts w:ascii="Roboto" w:hAnsi="Roboto"/>
+                <w:b/>
+              </w:rPr>
+              <w:t xml:space="preserve"> [Company Name]</w:t>
+            </w:r>
+          </w:p>
+        </w:tc>
+        <w:tc>
+          <w:tcPr>
+            <w:tcW w:w="1409" w:type="dxa"/>
+          </w:tcPr>
+          <w:p>
+            <w:pPr>
+              <w:jc w:val="center"/>
+              <w:rPr>
+                <w:rFonts w:ascii="Arial" w:eastAsia="Times New Roman" w:hAnsi="Arial" w:cs="Arial"/>
+                <w:b/>
+                <w:sz w:val="20"/>
+                <w:szCs w:val="20"/>
+              </w:rPr>
+            </w:pPr>
+            <w:r>
+              <w:rPr>
+                <w:rFonts w:ascii="Roboto" w:hAnsi="Roboto"/>
+                <w:b/>
+              </w:rPr>
+              <w:t>[Folio No]</w:t>
+            </w:r>
+          </w:p>
+        </w:tc>
+        <w:tc>
+          <w:tcPr>
+            <w:tcW w:w="1183" w:type="dxa"/>
+          </w:tcPr>
+          <w:p>
+            <w:pPr>
+              <w:jc w:val="center"/>
+              <w:rPr>
+                <w:b/>
+              </w:rPr>
+            </w:pPr>
+            <w:r>
+              <w:rPr>
+                <w:rFonts w:ascii="Roboto" w:hAnsi="Roboto"/>
+                <w:b/>
+              </w:rPr>
+              <w:t>[NOS</w:t>
+            </w:r>
+            <w:r>
+              <w:rPr>
+                <w:rFonts w:ascii="Roboto" w:hAnsi="Roboto"/>
+                <w:b/>
+              </w:rPr>
+              <w:t>8</w:t>
+            </w:r>
+            <w:r>
+              <w:rPr>
+                <w:rFonts w:ascii="Roboto" w:hAnsi="Roboto"/>
+                <w:b/>
+              </w:rPr>
+              <w:t>]</w:t>
+            </w:r>
+          </w:p>
+        </w:tc>
+        <w:tc>
+          <w:tcPr>
+            <w:tcW w:w="1970" w:type="dxa"/>
+          </w:tcPr>
+          <w:p>
+            <w:pPr>
+              <w:rPr>
+                <w:b/>
+              </w:rPr>
+            </w:pPr>
             <w:r>
               <w:rPr>
                 <w:rFonts w:cstheme="minorHAnsi"/>
@@ -1315,7 +2098,7 @@
                 <w:sz w:val="24"/>
                 <w:szCs w:val="24"/>
               </w:rPr>
-              <w:t>.</w:t>
+              <w:t>Rs.</w:t>
             </w:r>
             <w:r>
               <w:rPr>
@@ -1353,7 +2136,21 @@
                 <w:rFonts w:ascii="Roboto" w:hAnsi="Roboto"/>
                 <w:b/>
               </w:rPr>
-              <w:t>[SC3]</w:t>
+              <w:t>[SC</w:t>
+            </w:r>
+            <w:r>
+              <w:rPr>
+                <w:rFonts w:ascii="Roboto" w:hAnsi="Roboto"/>
+                <w:b/>
+              </w:rPr>
+              <w:t>8</w:t>
+            </w:r>
+            <w:r>
+              <w:rPr>
+                <w:rFonts w:ascii="Roboto" w:hAnsi="Roboto"/>
+                <w:b/>
+              </w:rPr>
+              <w:t>]</w:t>
             </w:r>
           </w:p>
         </w:tc>
@@ -1375,7 +2172,21 @@
                 <w:rFonts w:ascii="Roboto" w:hAnsi="Roboto"/>
                 <w:b/>
               </w:rPr>
-              <w:t xml:space="preserve">          [DN3]</w:t>
+              <w:t xml:space="preserve">          [DN</w:t>
+            </w:r>
+            <w:r>
+              <w:rPr>
+                <w:rFonts w:ascii="Roboto" w:hAnsi="Roboto"/>
+                <w:b/>
+              </w:rPr>
+              <w:t>8</w:t>
+            </w:r>
+            <w:r>
+              <w:rPr>
+                <w:rFonts w:ascii="Roboto" w:hAnsi="Roboto"/>
+                <w:b/>
+              </w:rPr>
+              <w:t>]</w:t>
             </w:r>
           </w:p>
         </w:tc>
@@ -1442,7 +2253,21 @@
                 <w:rFonts w:ascii="Roboto" w:hAnsi="Roboto"/>
                 <w:b/>
               </w:rPr>
-              <w:t>[NOS4]</w:t>
+              <w:t>[NOS</w:t>
+            </w:r>
+            <w:r>
+              <w:rPr>
+                <w:rFonts w:ascii="Roboto" w:hAnsi="Roboto"/>
+                <w:b/>
+              </w:rPr>
+              <w:t>9</w:t>
+            </w:r>
+            <w:r>
+              <w:rPr>
+                <w:rFonts w:ascii="Roboto" w:hAnsi="Roboto"/>
+                <w:b/>
+              </w:rPr>
+              <w:t>]</w:t>
             </w:r>
           </w:p>
         </w:tc>
@@ -1456,7 +2281,6 @@
                 <w:b/>
               </w:rPr>
             </w:pPr>
-            <w:proofErr w:type="spellStart"/>
             <w:r>
               <w:rPr>
                 <w:rFonts w:cstheme="minorHAnsi"/>
@@ -1464,9 +2288,189 @@
                 <w:sz w:val="24"/>
                 <w:szCs w:val="24"/>
               </w:rPr>
-              <w:t>Rs</w:t>
-            </w:r>
-            <w:proofErr w:type="spellEnd"/>
+              <w:t>Rs.</w:t>
+            </w:r>
+            <w:r>
+              <w:rPr>
+                <w:rFonts w:ascii="Roboto" w:hAnsi="Roboto"/>
+                <w:b/>
+              </w:rPr>
+              <w:t>[Face Value]/-</w:t>
+            </w:r>
+          </w:p>
+        </w:tc>
+        <w:tc>
+          <w:tcPr>
+            <w:tcW w:w="1695" w:type="dxa"/>
+          </w:tcPr>
+          <w:p>
+            <w:pPr>
+              <w:rPr>
+                <w:rFonts w:ascii="Arial" w:eastAsia="Times New Roman" w:hAnsi="Arial" w:cs="Arial"/>
+                <w:b/>
+                <w:sz w:val="20"/>
+                <w:szCs w:val="20"/>
+              </w:rPr>
+            </w:pPr>
+            <w:r>
+              <w:rPr>
+                <w:rFonts w:ascii="Arial" w:eastAsia="Times New Roman" w:hAnsi="Arial" w:cs="Arial"/>
+                <w:b/>
+                <w:sz w:val="20"/>
+                <w:szCs w:val="20"/>
+              </w:rPr>
+              <w:t xml:space="preserve">        </w:t>
+            </w:r>
+            <w:r>
+              <w:rPr>
+                <w:rFonts w:ascii="Roboto" w:hAnsi="Roboto"/>
+                <w:b/>
+              </w:rPr>
+              <w:t>[SC</w:t>
+            </w:r>
+            <w:r>
+              <w:rPr>
+                <w:rFonts w:ascii="Roboto" w:hAnsi="Roboto"/>
+                <w:b/>
+              </w:rPr>
+              <w:t>9</w:t>
+            </w:r>
+            <w:r>
+              <w:rPr>
+                <w:rFonts w:ascii="Roboto" w:hAnsi="Roboto"/>
+                <w:b/>
+              </w:rPr>
+              <w:t>]</w:t>
+            </w:r>
+          </w:p>
+        </w:tc>
+        <w:tc>
+          <w:tcPr>
+            <w:tcW w:w="2114" w:type="dxa"/>
+            <w:gridSpan w:val="2"/>
+          </w:tcPr>
+          <w:p>
+            <w:pPr>
+              <w:ind w:right="573"/>
+              <w:rPr>
+                <w:rFonts w:ascii="Roboto" w:hAnsi="Roboto"/>
+                <w:b/>
+              </w:rPr>
+            </w:pPr>
+            <w:r>
+              <w:rPr>
+                <w:rFonts w:ascii="Roboto" w:hAnsi="Roboto"/>
+                <w:b/>
+              </w:rPr>
+              <w:t xml:space="preserve">          [DN</w:t>
+            </w:r>
+            <w:r>
+              <w:rPr>
+                <w:rFonts w:ascii="Roboto" w:hAnsi="Roboto"/>
+                <w:b/>
+              </w:rPr>
+              <w:t>9</w:t>
+            </w:r>
+            <w:r>
+              <w:rPr>
+                <w:rFonts w:ascii="Roboto" w:hAnsi="Roboto"/>
+                <w:b/>
+              </w:rPr>
+              <w:t>]</w:t>
+            </w:r>
+          </w:p>
+        </w:tc>
+      </w:tr>
+      <w:tr>
+        <w:tc>
+          <w:tcPr>
+            <w:tcW w:w="1689" w:type="dxa"/>
+          </w:tcPr>
+          <w:p>
+            <w:pPr>
+              <w:rPr>
+                <w:rFonts w:ascii="Arial" w:eastAsia="Times New Roman" w:hAnsi="Arial" w:cs="Arial"/>
+                <w:b/>
+                <w:sz w:val="20"/>
+                <w:szCs w:val="20"/>
+              </w:rPr>
+            </w:pPr>
+            <w:r>
+              <w:rPr>
+                <w:rFonts w:ascii="Roboto" w:hAnsi="Roboto"/>
+                <w:b/>
+              </w:rPr>
+              <w:t xml:space="preserve"> [Company Name]</w:t>
+            </w:r>
+          </w:p>
+        </w:tc>
+        <w:tc>
+          <w:tcPr>
+            <w:tcW w:w="1409" w:type="dxa"/>
+          </w:tcPr>
+          <w:p>
+            <w:pPr>
+              <w:jc w:val="center"/>
+              <w:rPr>
+                <w:rFonts w:ascii="Arial" w:eastAsia="Times New Roman" w:hAnsi="Arial" w:cs="Arial"/>
+                <w:b/>
+                <w:sz w:val="20"/>
+                <w:szCs w:val="20"/>
+              </w:rPr>
+            </w:pPr>
+            <w:r>
+              <w:rPr>
+                <w:rFonts w:ascii="Roboto" w:hAnsi="Roboto"/>
+                <w:b/>
+              </w:rPr>
+              <w:t>[Folio No]</w:t>
+            </w:r>
+          </w:p>
+        </w:tc>
+        <w:tc>
+          <w:tcPr>
+            <w:tcW w:w="1183" w:type="dxa"/>
+          </w:tcPr>
+          <w:p>
+            <w:pPr>
+              <w:jc w:val="center"/>
+              <w:rPr>
+                <w:b/>
+              </w:rPr>
+            </w:pPr>
+            <w:r>
+              <w:rPr>
+                <w:rFonts w:ascii="Roboto" w:hAnsi="Roboto"/>
+                <w:b/>
+              </w:rPr>
+              <w:t>[NOS</w:t>
+            </w:r>
+            <w:r>
+              <w:rPr>
+                <w:rFonts w:ascii="Roboto" w:hAnsi="Roboto"/>
+                <w:b/>
+              </w:rPr>
+              <w:t>10</w:t>
+            </w:r>
+            <w:r>
+              <w:rPr>
+                <w:rFonts w:ascii="Roboto" w:hAnsi="Roboto"/>
+                <w:b/>
+              </w:rPr>
+              <w:t>]</w:t>
+            </w:r>
+          </w:p>
+        </w:tc>
+        <w:tc>
+          <w:tcPr>
+            <w:tcW w:w="1970" w:type="dxa"/>
+          </w:tcPr>
+          <w:p>
+            <w:pPr>
+              <w:rPr>
+                <w:b/>
+              </w:rPr>
+            </w:pPr>
             <w:r>
               <w:rPr>
                 <w:rFonts w:cstheme="minorHAnsi"/>
@@ -1474,1139 +2478,7 @@
                 <w:sz w:val="24"/>
                 <w:szCs w:val="24"/>
               </w:rPr>
-              <w:t>.</w:t>
-            </w:r>
-            <w:r>
-              <w:rPr>
-                <w:rFonts w:ascii="Roboto" w:hAnsi="Roboto"/>
-                <w:b/>
-              </w:rPr>
-              <w:t>[Face Value]/-</w:t>
-            </w:r>
-          </w:p>
-        </w:tc>
-        <w:tc>
-          <w:tcPr>
-            <w:tcW w:w="1695" w:type="dxa"/>
-          </w:tcPr>
-          <w:p>
-            <w:pPr>
-              <w:rPr>
-                <w:rFonts w:ascii="Arial" w:eastAsia="Times New Roman" w:hAnsi="Arial" w:cs="Arial"/>
-                <w:b/>
-                <w:sz w:val="20"/>
-                <w:szCs w:val="20"/>
-              </w:rPr>
-            </w:pPr>
-            <w:r>
-              <w:rPr>
-                <w:rFonts w:ascii="Arial" w:eastAsia="Times New Roman" w:hAnsi="Arial" w:cs="Arial"/>
-                <w:b/>
-                <w:sz w:val="20"/>
-                <w:szCs w:val="20"/>
-              </w:rPr>
-              <w:t xml:space="preserve">        </w:t>
-            </w:r>
-            <w:r>
-              <w:rPr>
-                <w:rFonts w:ascii="Roboto" w:hAnsi="Roboto"/>
-                <w:b/>
-              </w:rPr>
-              <w:t>[SC4]</w:t>
-            </w:r>
-          </w:p>
-        </w:tc>
-        <w:tc>
-          <w:tcPr>
-            <w:tcW w:w="2114" w:type="dxa"/>
-            <w:gridSpan w:val="2"/>
-          </w:tcPr>
-          <w:p>
-            <w:pPr>
-              <w:ind w:right="573"/>
-              <w:rPr>
-                <w:rFonts w:ascii="Roboto" w:hAnsi="Roboto"/>
-                <w:b/>
-              </w:rPr>
-            </w:pPr>
-            <w:r>
-              <w:rPr>
-                <w:rFonts w:ascii="Roboto" w:hAnsi="Roboto"/>
-                <w:b/>
-              </w:rPr>
-              <w:t xml:space="preserve">          [DN4]</w:t>
-            </w:r>
-          </w:p>
-        </w:tc>
-      </w:tr>
-      <w:tr>
-        <w:tc>
-          <w:tcPr>
-            <w:tcW w:w="1689" w:type="dxa"/>
-          </w:tcPr>
-          <w:p>
-            <w:pPr>
-              <w:rPr>
-                <w:rFonts w:ascii="Arial" w:eastAsia="Times New Roman" w:hAnsi="Arial" w:cs="Arial"/>
-                <w:b/>
-                <w:sz w:val="20"/>
-                <w:szCs w:val="20"/>
-              </w:rPr>
-            </w:pPr>
-            <w:r>
-              <w:rPr>
-                <w:rFonts w:ascii="Roboto" w:hAnsi="Roboto"/>
-                <w:b/>
-              </w:rPr>
-              <w:t xml:space="preserve"> [Company Name]</w:t>
-            </w:r>
-          </w:p>
-        </w:tc>
-        <w:tc>
-          <w:tcPr>
-            <w:tcW w:w="1409" w:type="dxa"/>
-          </w:tcPr>
-          <w:p>
-            <w:pPr>
-              <w:jc w:val="center"/>
-              <w:rPr>
-                <w:rFonts w:ascii="Arial" w:eastAsia="Times New Roman" w:hAnsi="Arial" w:cs="Arial"/>
-                <w:b/>
-                <w:sz w:val="20"/>
-                <w:szCs w:val="20"/>
-              </w:rPr>
-            </w:pPr>
-            <w:r>
-              <w:rPr>
-                <w:rFonts w:ascii="Roboto" w:hAnsi="Roboto"/>
-                <w:b/>
-              </w:rPr>
-              <w:t>[Folio No]</w:t>
-            </w:r>
-          </w:p>
-        </w:tc>
-        <w:tc>
-          <w:tcPr>
-            <w:tcW w:w="1183" w:type="dxa"/>
-          </w:tcPr>
-          <w:p>
-            <w:pPr>
-              <w:jc w:val="center"/>
-              <w:rPr>
-                <w:b/>
-              </w:rPr>
-            </w:pPr>
-            <w:r>
-              <w:rPr>
-                <w:rFonts w:ascii="Roboto" w:hAnsi="Roboto"/>
-                <w:b/>
-              </w:rPr>
-              <w:t>[NOS5]</w:t>
-            </w:r>
-          </w:p>
-        </w:tc>
-        <w:tc>
-          <w:tcPr>
-            <w:tcW w:w="1970" w:type="dxa"/>
-          </w:tcPr>
-          <w:p>
-            <w:pPr>
-              <w:rPr>
-                <w:b/>
-              </w:rPr>
-            </w:pPr>
-            <w:proofErr w:type="spellStart"/>
-            <w:r>
-              <w:rPr>
-                <w:rFonts w:cstheme="minorHAnsi"/>
-                <w:b/>
-                <w:sz w:val="24"/>
-                <w:szCs w:val="24"/>
-              </w:rPr>
-              <w:t>Rs</w:t>
-            </w:r>
-            <w:proofErr w:type="spellEnd"/>
-            <w:r>
-              <w:rPr>
-                <w:rFonts w:cstheme="minorHAnsi"/>
-                <w:b/>
-                <w:sz w:val="24"/>
-                <w:szCs w:val="24"/>
-              </w:rPr>
-              <w:t>.</w:t>
-            </w:r>
-            <w:r>
-              <w:rPr>
-                <w:rFonts w:ascii="Roboto" w:hAnsi="Roboto"/>
-                <w:b/>
-              </w:rPr>
-              <w:t>[Face Value]/-</w:t>
-            </w:r>
-          </w:p>
-        </w:tc>
-        <w:tc>
-          <w:tcPr>
-            <w:tcW w:w="1695" w:type="dxa"/>
-          </w:tcPr>
-          <w:p>
-            <w:pPr>
-              <w:rPr>
-                <w:rFonts w:ascii="Arial" w:eastAsia="Times New Roman" w:hAnsi="Arial" w:cs="Arial"/>
-                <w:b/>
-                <w:sz w:val="20"/>
-                <w:szCs w:val="20"/>
-              </w:rPr>
-            </w:pPr>
-            <w:r>
-              <w:rPr>
-                <w:rFonts w:ascii="Arial" w:eastAsia="Times New Roman" w:hAnsi="Arial" w:cs="Arial"/>
-                <w:b/>
-                <w:sz w:val="20"/>
-                <w:szCs w:val="20"/>
-              </w:rPr>
-              <w:t xml:space="preserve">        </w:t>
-            </w:r>
-            <w:r>
-              <w:rPr>
-                <w:rFonts w:ascii="Roboto" w:hAnsi="Roboto"/>
-                <w:b/>
-              </w:rPr>
-              <w:t>[SC5]</w:t>
-            </w:r>
-          </w:p>
-        </w:tc>
-        <w:tc>
-          <w:tcPr>
-            <w:tcW w:w="2114" w:type="dxa"/>
-            <w:gridSpan w:val="2"/>
-          </w:tcPr>
-          <w:p>
-            <w:pPr>
-              <w:ind w:right="573"/>
-              <w:rPr>
-                <w:rFonts w:ascii="Roboto" w:hAnsi="Roboto"/>
-                <w:b/>
-              </w:rPr>
-            </w:pPr>
-            <w:r>
-              <w:rPr>
-                <w:rFonts w:ascii="Roboto" w:hAnsi="Roboto"/>
-                <w:b/>
-              </w:rPr>
-              <w:t xml:space="preserve">          [DN5]</w:t>
-            </w:r>
-          </w:p>
-        </w:tc>
-      </w:tr>
-      <w:tr>
-        <w:tc>
-          <w:tcPr>
-            <w:tcW w:w="1689" w:type="dxa"/>
-          </w:tcPr>
-          <w:p>
-            <w:pPr>
-              <w:rPr>
-                <w:rFonts w:ascii="Roboto" w:hAnsi="Roboto"/>
-                <w:b/>
-              </w:rPr>
-            </w:pPr>
-            <w:r>
-              <w:rPr>
-                <w:rFonts w:ascii="Roboto" w:hAnsi="Roboto"/>
-                <w:b/>
-              </w:rPr>
-              <w:t xml:space="preserve"> [Company Name]</w:t>
-            </w:r>
-          </w:p>
-        </w:tc>
-        <w:tc>
-          <w:tcPr>
-            <w:tcW w:w="1409" w:type="dxa"/>
-          </w:tcPr>
-          <w:p>
-            <w:pPr>
-              <w:jc w:val="center"/>
-              <w:rPr>
-                <w:rFonts w:ascii="Roboto" w:hAnsi="Roboto"/>
-                <w:b/>
-              </w:rPr>
-            </w:pPr>
-            <w:r>
-              <w:rPr>
-                <w:rFonts w:ascii="Roboto" w:hAnsi="Roboto"/>
-                <w:b/>
-              </w:rPr>
-              <w:t>[Folio No]</w:t>
-            </w:r>
-          </w:p>
-        </w:tc>
-        <w:tc>
-          <w:tcPr>
-            <w:tcW w:w="1183" w:type="dxa"/>
-          </w:tcPr>
-          <w:p>
-            <w:pPr>
-              <w:jc w:val="center"/>
-              <w:rPr>
-                <w:b/>
-              </w:rPr>
-            </w:pPr>
-            <w:r>
-              <w:rPr>
-                <w:rFonts w:ascii="Roboto" w:hAnsi="Roboto"/>
-                <w:b/>
-              </w:rPr>
-              <w:t>[NOS</w:t>
-            </w:r>
-            <w:r>
-              <w:rPr>
-                <w:rFonts w:ascii="Roboto" w:hAnsi="Roboto"/>
-                <w:b/>
-              </w:rPr>
-              <w:t>6</w:t>
-            </w:r>
-            <w:r>
-              <w:rPr>
-                <w:rFonts w:ascii="Roboto" w:hAnsi="Roboto"/>
-                <w:b/>
-              </w:rPr>
-              <w:t>]</w:t>
-            </w:r>
-          </w:p>
-        </w:tc>
-        <w:tc>
-          <w:tcPr>
-            <w:tcW w:w="1970" w:type="dxa"/>
-          </w:tcPr>
-          <w:p>
-            <w:pPr>
-              <w:rPr>
-                <w:b/>
-              </w:rPr>
-            </w:pPr>
-            <w:proofErr w:type="spellStart"/>
-            <w:r>
-              <w:rPr>
-                <w:rFonts w:cstheme="minorHAnsi"/>
-                <w:b/>
-                <w:sz w:val="24"/>
-                <w:szCs w:val="24"/>
-              </w:rPr>
-              <w:t>Rs</w:t>
-            </w:r>
-            <w:proofErr w:type="spellEnd"/>
-            <w:r>
-              <w:rPr>
-                <w:rFonts w:cstheme="minorHAnsi"/>
-                <w:b/>
-                <w:sz w:val="24"/>
-                <w:szCs w:val="24"/>
-              </w:rPr>
-              <w:t>.</w:t>
-            </w:r>
-            <w:r>
-              <w:rPr>
-                <w:rFonts w:ascii="Roboto" w:hAnsi="Roboto"/>
-                <w:b/>
-              </w:rPr>
-              <w:t>[Face Value]/-</w:t>
-            </w:r>
-          </w:p>
-        </w:tc>
-        <w:tc>
-          <w:tcPr>
-            <w:tcW w:w="1695" w:type="dxa"/>
-          </w:tcPr>
-          <w:p>
-            <w:pPr>
-              <w:rPr>
-                <w:rFonts w:ascii="Arial" w:eastAsia="Times New Roman" w:hAnsi="Arial" w:cs="Arial"/>
-                <w:b/>
-                <w:sz w:val="20"/>
-                <w:szCs w:val="20"/>
-              </w:rPr>
-            </w:pPr>
-            <w:r>
-              <w:rPr>
-                <w:rFonts w:ascii="Arial" w:eastAsia="Times New Roman" w:hAnsi="Arial" w:cs="Arial"/>
-                <w:b/>
-                <w:sz w:val="20"/>
-                <w:szCs w:val="20"/>
-              </w:rPr>
-              <w:t xml:space="preserve">        </w:t>
-            </w:r>
-            <w:r>
-              <w:rPr>
-                <w:rFonts w:ascii="Roboto" w:hAnsi="Roboto"/>
-                <w:b/>
-              </w:rPr>
-              <w:t>[SC</w:t>
-            </w:r>
-            <w:r>
-              <w:rPr>
-                <w:rFonts w:ascii="Roboto" w:hAnsi="Roboto"/>
-                <w:b/>
-              </w:rPr>
-              <w:t>6</w:t>
-            </w:r>
-            <w:r>
-              <w:rPr>
-                <w:rFonts w:ascii="Roboto" w:hAnsi="Roboto"/>
-                <w:b/>
-              </w:rPr>
-              <w:t>]</w:t>
-            </w:r>
-          </w:p>
-        </w:tc>
-        <w:tc>
-          <w:tcPr>
-            <w:tcW w:w="2114" w:type="dxa"/>
-            <w:gridSpan w:val="2"/>
-          </w:tcPr>
-          <w:p>
-            <w:pPr>
-              <w:ind w:right="573"/>
-              <w:rPr>
-                <w:rFonts w:ascii="Roboto" w:hAnsi="Roboto"/>
-                <w:b/>
-              </w:rPr>
-            </w:pPr>
-            <w:r>
-              <w:rPr>
-                <w:rFonts w:ascii="Roboto" w:hAnsi="Roboto"/>
-                <w:b/>
-              </w:rPr>
-              <w:t xml:space="preserve">          [DN</w:t>
-            </w:r>
-            <w:r>
-              <w:rPr>
-                <w:rFonts w:ascii="Roboto" w:hAnsi="Roboto"/>
-                <w:b/>
-              </w:rPr>
-              <w:t>6</w:t>
-            </w:r>
-            <w:r>
-              <w:rPr>
-                <w:rFonts w:ascii="Roboto" w:hAnsi="Roboto"/>
-                <w:b/>
-              </w:rPr>
-              <w:t>]</w:t>
-            </w:r>
-          </w:p>
-        </w:tc>
-      </w:tr>
-      <w:tr>
-        <w:tc>
-          <w:tcPr>
-            <w:tcW w:w="1689" w:type="dxa"/>
-          </w:tcPr>
-          <w:p>
-            <w:pPr>
-              <w:rPr>
-                <w:rFonts w:ascii="Arial" w:eastAsia="Times New Roman" w:hAnsi="Arial" w:cs="Arial"/>
-                <w:b/>
-                <w:sz w:val="20"/>
-                <w:szCs w:val="20"/>
-              </w:rPr>
-            </w:pPr>
-            <w:r>
-              <w:rPr>
-                <w:rFonts w:ascii="Roboto" w:hAnsi="Roboto"/>
-                <w:b/>
-              </w:rPr>
-              <w:t xml:space="preserve"> [Company Name]</w:t>
-            </w:r>
-          </w:p>
-        </w:tc>
-        <w:tc>
-          <w:tcPr>
-            <w:tcW w:w="1409" w:type="dxa"/>
-          </w:tcPr>
-          <w:p>
-            <w:pPr>
-              <w:jc w:val="center"/>
-              <w:rPr>
-                <w:rFonts w:ascii="Arial" w:eastAsia="Times New Roman" w:hAnsi="Arial" w:cs="Arial"/>
-                <w:b/>
-                <w:sz w:val="20"/>
-                <w:szCs w:val="20"/>
-              </w:rPr>
-            </w:pPr>
-            <w:r>
-              <w:rPr>
-                <w:rFonts w:ascii="Roboto" w:hAnsi="Roboto"/>
-                <w:b/>
-              </w:rPr>
-              <w:t>[Folio No]</w:t>
-            </w:r>
-          </w:p>
-        </w:tc>
-        <w:tc>
-          <w:tcPr>
-            <w:tcW w:w="1183" w:type="dxa"/>
-          </w:tcPr>
-          <w:p>
-            <w:pPr>
-              <w:jc w:val="center"/>
-              <w:rPr>
-                <w:b/>
-              </w:rPr>
-            </w:pPr>
-            <w:r>
-              <w:rPr>
-                <w:rFonts w:ascii="Roboto" w:hAnsi="Roboto"/>
-                <w:b/>
-              </w:rPr>
-              <w:t>[NOS</w:t>
-            </w:r>
-            <w:r>
-              <w:rPr>
-                <w:rFonts w:ascii="Roboto" w:hAnsi="Roboto"/>
-                <w:b/>
-              </w:rPr>
-              <w:t>7</w:t>
-            </w:r>
-            <w:r>
-              <w:rPr>
-                <w:rFonts w:ascii="Roboto" w:hAnsi="Roboto"/>
-                <w:b/>
-              </w:rPr>
-              <w:t>]</w:t>
-            </w:r>
-          </w:p>
-        </w:tc>
-        <w:tc>
-          <w:tcPr>
-            <w:tcW w:w="1970" w:type="dxa"/>
-          </w:tcPr>
-          <w:p>
-            <w:pPr>
-              <w:rPr>
-                <w:b/>
-              </w:rPr>
-            </w:pPr>
-            <w:proofErr w:type="spellStart"/>
-            <w:r>
-              <w:rPr>
-                <w:rFonts w:cstheme="minorHAnsi"/>
-                <w:b/>
-                <w:sz w:val="24"/>
-                <w:szCs w:val="24"/>
-              </w:rPr>
-              <w:t>Rs</w:t>
-            </w:r>
-            <w:proofErr w:type="spellEnd"/>
-            <w:r>
-              <w:rPr>
-                <w:rFonts w:cstheme="minorHAnsi"/>
-                <w:b/>
-                <w:sz w:val="24"/>
-                <w:szCs w:val="24"/>
-              </w:rPr>
-              <w:t>.</w:t>
-            </w:r>
-            <w:r>
-              <w:rPr>
-                <w:rFonts w:ascii="Roboto" w:hAnsi="Roboto"/>
-                <w:b/>
-              </w:rPr>
-              <w:t>[Face Value]/-</w:t>
-            </w:r>
-          </w:p>
-        </w:tc>
-        <w:tc>
-          <w:tcPr>
-            <w:tcW w:w="1695" w:type="dxa"/>
-          </w:tcPr>
-          <w:p>
-            <w:pPr>
-              <w:rPr>
-                <w:rFonts w:ascii="Arial" w:eastAsia="Times New Roman" w:hAnsi="Arial" w:cs="Arial"/>
-                <w:b/>
-                <w:sz w:val="20"/>
-                <w:szCs w:val="20"/>
-              </w:rPr>
-            </w:pPr>
-            <w:r>
-              <w:rPr>
-                <w:rFonts w:ascii="Arial" w:eastAsia="Times New Roman" w:hAnsi="Arial" w:cs="Arial"/>
-                <w:b/>
-                <w:sz w:val="20"/>
-                <w:szCs w:val="20"/>
-              </w:rPr>
-              <w:t xml:space="preserve">        </w:t>
-            </w:r>
-            <w:r>
-              <w:rPr>
-                <w:rFonts w:ascii="Roboto" w:hAnsi="Roboto"/>
-                <w:b/>
-              </w:rPr>
-              <w:t>[SC</w:t>
-            </w:r>
-            <w:r>
-              <w:rPr>
-                <w:rFonts w:ascii="Roboto" w:hAnsi="Roboto"/>
-                <w:b/>
-              </w:rPr>
-              <w:t>7</w:t>
-            </w:r>
-            <w:r>
-              <w:rPr>
-                <w:rFonts w:ascii="Roboto" w:hAnsi="Roboto"/>
-                <w:b/>
-              </w:rPr>
-              <w:t>]</w:t>
-            </w:r>
-          </w:p>
-        </w:tc>
-        <w:tc>
-          <w:tcPr>
-            <w:tcW w:w="2114" w:type="dxa"/>
-            <w:gridSpan w:val="2"/>
-          </w:tcPr>
-          <w:p>
-            <w:pPr>
-              <w:ind w:right="573"/>
-              <w:rPr>
-                <w:rFonts w:ascii="Roboto" w:hAnsi="Roboto"/>
-                <w:b/>
-              </w:rPr>
-            </w:pPr>
-            <w:r>
-              <w:rPr>
-                <w:rFonts w:ascii="Roboto" w:hAnsi="Roboto"/>
-                <w:b/>
-              </w:rPr>
-              <w:t xml:space="preserve">          [DN</w:t>
-            </w:r>
-            <w:r>
-              <w:rPr>
-                <w:rFonts w:ascii="Roboto" w:hAnsi="Roboto"/>
-                <w:b/>
-              </w:rPr>
-              <w:t>7</w:t>
-            </w:r>
-            <w:r>
-              <w:rPr>
-                <w:rFonts w:ascii="Roboto" w:hAnsi="Roboto"/>
-                <w:b/>
-              </w:rPr>
-              <w:t>]</w:t>
-            </w:r>
-          </w:p>
-        </w:tc>
-      </w:tr>
-      <w:tr>
-        <w:tc>
-          <w:tcPr>
-            <w:tcW w:w="1689" w:type="dxa"/>
-          </w:tcPr>
-          <w:p>
-            <w:pPr>
-              <w:rPr>
-                <w:rFonts w:ascii="Arial" w:eastAsia="Times New Roman" w:hAnsi="Arial" w:cs="Arial"/>
-                <w:b/>
-                <w:sz w:val="20"/>
-                <w:szCs w:val="20"/>
-              </w:rPr>
-            </w:pPr>
-            <w:r>
-              <w:rPr>
-                <w:rFonts w:ascii="Roboto" w:hAnsi="Roboto"/>
-                <w:b/>
-              </w:rPr>
-              <w:t xml:space="preserve"> [Company Name]</w:t>
-            </w:r>
-          </w:p>
-        </w:tc>
-        <w:tc>
-          <w:tcPr>
-            <w:tcW w:w="1409" w:type="dxa"/>
-          </w:tcPr>
-          <w:p>
-            <w:pPr>
-              <w:jc w:val="center"/>
-              <w:rPr>
-                <w:rFonts w:ascii="Arial" w:eastAsia="Times New Roman" w:hAnsi="Arial" w:cs="Arial"/>
-                <w:b/>
-                <w:sz w:val="20"/>
-                <w:szCs w:val="20"/>
-              </w:rPr>
-            </w:pPr>
-            <w:r>
-              <w:rPr>
-                <w:rFonts w:ascii="Roboto" w:hAnsi="Roboto"/>
-                <w:b/>
-              </w:rPr>
-              <w:t>[Folio No]</w:t>
-            </w:r>
-          </w:p>
-        </w:tc>
-        <w:tc>
-          <w:tcPr>
-            <w:tcW w:w="1183" w:type="dxa"/>
-          </w:tcPr>
-          <w:p>
-            <w:pPr>
-              <w:jc w:val="center"/>
-              <w:rPr>
-                <w:b/>
-              </w:rPr>
-            </w:pPr>
-            <w:r>
-              <w:rPr>
-                <w:rFonts w:ascii="Roboto" w:hAnsi="Roboto"/>
-                <w:b/>
-              </w:rPr>
-              <w:t>[NOS</w:t>
-            </w:r>
-            <w:r>
-              <w:rPr>
-                <w:rFonts w:ascii="Roboto" w:hAnsi="Roboto"/>
-                <w:b/>
-              </w:rPr>
-              <w:t>8</w:t>
-            </w:r>
-            <w:r>
-              <w:rPr>
-                <w:rFonts w:ascii="Roboto" w:hAnsi="Roboto"/>
-                <w:b/>
-              </w:rPr>
-              <w:t>]</w:t>
-            </w:r>
-          </w:p>
-        </w:tc>
-        <w:tc>
-          <w:tcPr>
-            <w:tcW w:w="1970" w:type="dxa"/>
-          </w:tcPr>
-          <w:p>
-            <w:pPr>
-              <w:rPr>
-                <w:b/>
-              </w:rPr>
-            </w:pPr>
-            <w:proofErr w:type="spellStart"/>
-            <w:r>
-              <w:rPr>
-                <w:rFonts w:cstheme="minorHAnsi"/>
-                <w:b/>
-                <w:sz w:val="24"/>
-                <w:szCs w:val="24"/>
-              </w:rPr>
-              <w:t>Rs</w:t>
-            </w:r>
-            <w:proofErr w:type="spellEnd"/>
-            <w:r>
-              <w:rPr>
-                <w:rFonts w:cstheme="minorHAnsi"/>
-                <w:b/>
-                <w:sz w:val="24"/>
-                <w:szCs w:val="24"/>
-              </w:rPr>
-              <w:t>.</w:t>
-            </w:r>
-            <w:r>
-              <w:rPr>
-                <w:rFonts w:ascii="Roboto" w:hAnsi="Roboto"/>
-                <w:b/>
-              </w:rPr>
-              <w:t>[Face Value]/-</w:t>
-            </w:r>
-          </w:p>
-        </w:tc>
-        <w:tc>
-          <w:tcPr>
-            <w:tcW w:w="1695" w:type="dxa"/>
-          </w:tcPr>
-          <w:p>
-            <w:pPr>
-              <w:rPr>
-                <w:rFonts w:ascii="Arial" w:eastAsia="Times New Roman" w:hAnsi="Arial" w:cs="Arial"/>
-                <w:b/>
-                <w:sz w:val="20"/>
-                <w:szCs w:val="20"/>
-              </w:rPr>
-            </w:pPr>
-            <w:r>
-              <w:rPr>
-                <w:rFonts w:ascii="Arial" w:eastAsia="Times New Roman" w:hAnsi="Arial" w:cs="Arial"/>
-                <w:b/>
-                <w:sz w:val="20"/>
-                <w:szCs w:val="20"/>
-              </w:rPr>
-              <w:t xml:space="preserve">        </w:t>
-            </w:r>
-            <w:r>
-              <w:rPr>
-                <w:rFonts w:ascii="Roboto" w:hAnsi="Roboto"/>
-                <w:b/>
-              </w:rPr>
-              <w:t>[SC</w:t>
-            </w:r>
-            <w:r>
-              <w:rPr>
-                <w:rFonts w:ascii="Roboto" w:hAnsi="Roboto"/>
-                <w:b/>
-              </w:rPr>
-              <w:t>8</w:t>
-            </w:r>
-            <w:r>
-              <w:rPr>
-                <w:rFonts w:ascii="Roboto" w:hAnsi="Roboto"/>
-                <w:b/>
-              </w:rPr>
-              <w:t>]</w:t>
-            </w:r>
-          </w:p>
-        </w:tc>
-        <w:tc>
-          <w:tcPr>
-            <w:tcW w:w="2114" w:type="dxa"/>
-            <w:gridSpan w:val="2"/>
-          </w:tcPr>
-          <w:p>
-            <w:pPr>
-              <w:ind w:right="573"/>
-              <w:rPr>
-                <w:rFonts w:ascii="Roboto" w:hAnsi="Roboto"/>
-                <w:b/>
-              </w:rPr>
-            </w:pPr>
-            <w:r>
-              <w:rPr>
-                <w:rFonts w:ascii="Roboto" w:hAnsi="Roboto"/>
-                <w:b/>
-              </w:rPr>
-              <w:t xml:space="preserve">          [DN</w:t>
-            </w:r>
-            <w:r>
-              <w:rPr>
-                <w:rFonts w:ascii="Roboto" w:hAnsi="Roboto"/>
-                <w:b/>
-              </w:rPr>
-              <w:t>8</w:t>
-            </w:r>
-            <w:r>
-              <w:rPr>
-                <w:rFonts w:ascii="Roboto" w:hAnsi="Roboto"/>
-                <w:b/>
-              </w:rPr>
-              <w:t>]</w:t>
-            </w:r>
-          </w:p>
-        </w:tc>
-      </w:tr>
-      <w:tr>
-        <w:tc>
-          <w:tcPr>
-            <w:tcW w:w="1689" w:type="dxa"/>
-          </w:tcPr>
-          <w:p>
-            <w:pPr>
-              <w:rPr>
-                <w:rFonts w:ascii="Arial" w:eastAsia="Times New Roman" w:hAnsi="Arial" w:cs="Arial"/>
-                <w:b/>
-                <w:sz w:val="20"/>
-                <w:szCs w:val="20"/>
-              </w:rPr>
-            </w:pPr>
-            <w:r>
-              <w:rPr>
-                <w:rFonts w:ascii="Roboto" w:hAnsi="Roboto"/>
-                <w:b/>
-              </w:rPr>
-              <w:t xml:space="preserve"> [Company Name]</w:t>
-            </w:r>
-          </w:p>
-        </w:tc>
-        <w:tc>
-          <w:tcPr>
-            <w:tcW w:w="1409" w:type="dxa"/>
-          </w:tcPr>
-          <w:p>
-            <w:pPr>
-              <w:jc w:val="center"/>
-              <w:rPr>
-                <w:rFonts w:ascii="Arial" w:eastAsia="Times New Roman" w:hAnsi="Arial" w:cs="Arial"/>
-                <w:b/>
-                <w:sz w:val="20"/>
-                <w:szCs w:val="20"/>
-              </w:rPr>
-            </w:pPr>
-            <w:r>
-              <w:rPr>
-                <w:rFonts w:ascii="Roboto" w:hAnsi="Roboto"/>
-                <w:b/>
-              </w:rPr>
-              <w:t>[Folio No]</w:t>
-            </w:r>
-          </w:p>
-        </w:tc>
-        <w:tc>
-          <w:tcPr>
-            <w:tcW w:w="1183" w:type="dxa"/>
-          </w:tcPr>
-          <w:p>
-            <w:pPr>
-              <w:jc w:val="center"/>
-              <w:rPr>
-                <w:b/>
-              </w:rPr>
-            </w:pPr>
-            <w:r>
-              <w:rPr>
-                <w:rFonts w:ascii="Roboto" w:hAnsi="Roboto"/>
-                <w:b/>
-              </w:rPr>
-              <w:t>[NOS</w:t>
-            </w:r>
-            <w:r>
-              <w:rPr>
-                <w:rFonts w:ascii="Roboto" w:hAnsi="Roboto"/>
-                <w:b/>
-              </w:rPr>
-              <w:t>9</w:t>
-            </w:r>
-            <w:r>
-              <w:rPr>
-                <w:rFonts w:ascii="Roboto" w:hAnsi="Roboto"/>
-                <w:b/>
-              </w:rPr>
-              <w:t>]</w:t>
-            </w:r>
-          </w:p>
-        </w:tc>
-        <w:tc>
-          <w:tcPr>
-            <w:tcW w:w="1970" w:type="dxa"/>
-          </w:tcPr>
-          <w:p>
-            <w:pPr>
-              <w:rPr>
-                <w:b/>
-              </w:rPr>
-            </w:pPr>
-            <w:proofErr w:type="spellStart"/>
-            <w:r>
-              <w:rPr>
-                <w:rFonts w:cstheme="minorHAnsi"/>
-                <w:b/>
-                <w:sz w:val="24"/>
-                <w:szCs w:val="24"/>
-              </w:rPr>
-              <w:t>Rs</w:t>
-            </w:r>
-            <w:proofErr w:type="spellEnd"/>
-            <w:r>
-              <w:rPr>
-                <w:rFonts w:cstheme="minorHAnsi"/>
-                <w:b/>
-                <w:sz w:val="24"/>
-                <w:szCs w:val="24"/>
-              </w:rPr>
-              <w:t>.</w:t>
-            </w:r>
-            <w:r>
-              <w:rPr>
-                <w:rFonts w:ascii="Roboto" w:hAnsi="Roboto"/>
-                <w:b/>
-              </w:rPr>
-              <w:t>[Face Value]/-</w:t>
-            </w:r>
-          </w:p>
-        </w:tc>
-        <w:tc>
-          <w:tcPr>
-            <w:tcW w:w="1695" w:type="dxa"/>
-          </w:tcPr>
-          <w:p>
-            <w:pPr>
-              <w:rPr>
-                <w:rFonts w:ascii="Arial" w:eastAsia="Times New Roman" w:hAnsi="Arial" w:cs="Arial"/>
-                <w:b/>
-                <w:sz w:val="20"/>
-                <w:szCs w:val="20"/>
-              </w:rPr>
-            </w:pPr>
-            <w:r>
-              <w:rPr>
-                <w:rFonts w:ascii="Arial" w:eastAsia="Times New Roman" w:hAnsi="Arial" w:cs="Arial"/>
-                <w:b/>
-                <w:sz w:val="20"/>
-                <w:szCs w:val="20"/>
-              </w:rPr>
-              <w:t xml:space="preserve">        </w:t>
-            </w:r>
-            <w:r>
-              <w:rPr>
-                <w:rFonts w:ascii="Roboto" w:hAnsi="Roboto"/>
-                <w:b/>
-              </w:rPr>
-              <w:t>[SC</w:t>
-            </w:r>
-            <w:r>
-              <w:rPr>
-                <w:rFonts w:ascii="Roboto" w:hAnsi="Roboto"/>
-                <w:b/>
-              </w:rPr>
-              <w:t>9</w:t>
-            </w:r>
-            <w:r>
-              <w:rPr>
-                <w:rFonts w:ascii="Roboto" w:hAnsi="Roboto"/>
-                <w:b/>
-              </w:rPr>
-              <w:t>]</w:t>
-            </w:r>
-          </w:p>
-        </w:tc>
-        <w:tc>
-          <w:tcPr>
-            <w:tcW w:w="2114" w:type="dxa"/>
-            <w:gridSpan w:val="2"/>
-          </w:tcPr>
-          <w:p>
-            <w:pPr>
-              <w:ind w:right="573"/>
-              <w:rPr>
-                <w:rFonts w:ascii="Roboto" w:hAnsi="Roboto"/>
-                <w:b/>
-              </w:rPr>
-            </w:pPr>
-            <w:r>
-              <w:rPr>
-                <w:rFonts w:ascii="Roboto" w:hAnsi="Roboto"/>
-                <w:b/>
-              </w:rPr>
-              <w:t xml:space="preserve">          [DN</w:t>
-            </w:r>
-            <w:r>
-              <w:rPr>
-                <w:rFonts w:ascii="Roboto" w:hAnsi="Roboto"/>
-                <w:b/>
-              </w:rPr>
-              <w:t>9</w:t>
-            </w:r>
-            <w:r>
-              <w:rPr>
-                <w:rFonts w:ascii="Roboto" w:hAnsi="Roboto"/>
-                <w:b/>
-              </w:rPr>
-              <w:t>]</w:t>
-            </w:r>
-          </w:p>
-        </w:tc>
-      </w:tr>
-      <w:tr>
-        <w:tc>
-          <w:tcPr>
-            <w:tcW w:w="1689" w:type="dxa"/>
-          </w:tcPr>
-          <w:p>
-            <w:pPr>
-              <w:rPr>
-                <w:rFonts w:ascii="Arial" w:eastAsia="Times New Roman" w:hAnsi="Arial" w:cs="Arial"/>
-                <w:b/>
-                <w:sz w:val="20"/>
-                <w:szCs w:val="20"/>
-              </w:rPr>
-            </w:pPr>
-            <w:r>
-              <w:rPr>
-                <w:rFonts w:ascii="Roboto" w:hAnsi="Roboto"/>
-                <w:b/>
-              </w:rPr>
-              <w:t xml:space="preserve"> [Company Name]</w:t>
-            </w:r>
-          </w:p>
-        </w:tc>
-        <w:tc>
-          <w:tcPr>
-            <w:tcW w:w="1409" w:type="dxa"/>
-          </w:tcPr>
-          <w:p>
-            <w:pPr>
-              <w:jc w:val="center"/>
-              <w:rPr>
-                <w:rFonts w:ascii="Arial" w:eastAsia="Times New Roman" w:hAnsi="Arial" w:cs="Arial"/>
-                <w:b/>
-                <w:sz w:val="20"/>
-                <w:szCs w:val="20"/>
-              </w:rPr>
-            </w:pPr>
-            <w:r>
-              <w:rPr>
-                <w:rFonts w:ascii="Roboto" w:hAnsi="Roboto"/>
-                <w:b/>
-              </w:rPr>
-              <w:t>[Folio No]</w:t>
-            </w:r>
-          </w:p>
-        </w:tc>
-        <w:tc>
-          <w:tcPr>
-            <w:tcW w:w="1183" w:type="dxa"/>
-          </w:tcPr>
-          <w:p>
-            <w:pPr>
-              <w:jc w:val="center"/>
-              <w:rPr>
-                <w:b/>
-              </w:rPr>
-            </w:pPr>
-            <w:r>
-              <w:rPr>
-                <w:rFonts w:ascii="Roboto" w:hAnsi="Roboto"/>
-                <w:b/>
-              </w:rPr>
-              <w:t>[NOS</w:t>
-            </w:r>
-            <w:r>
-              <w:rPr>
-                <w:rFonts w:ascii="Roboto" w:hAnsi="Roboto"/>
-                <w:b/>
-              </w:rPr>
-              <w:t>10</w:t>
-            </w:r>
-            <w:r>
-              <w:rPr>
-                <w:rFonts w:ascii="Roboto" w:hAnsi="Roboto"/>
-                <w:b/>
-              </w:rPr>
-              <w:t>]</w:t>
-            </w:r>
-          </w:p>
-        </w:tc>
-        <w:tc>
-          <w:tcPr>
-            <w:tcW w:w="1970" w:type="dxa"/>
-          </w:tcPr>
-          <w:p>
-            <w:pPr>
-              <w:rPr>
-                <w:b/>
-              </w:rPr>
-            </w:pPr>
-            <w:proofErr w:type="spellStart"/>
-            <w:r>
-              <w:rPr>
-                <w:rFonts w:cstheme="minorHAnsi"/>
-                <w:b/>
-                <w:sz w:val="24"/>
-                <w:szCs w:val="24"/>
-              </w:rPr>
-              <w:t>Rs</w:t>
-            </w:r>
-            <w:proofErr w:type="spellEnd"/>
-            <w:r>
-              <w:rPr>
-                <w:rFonts w:cstheme="minorHAnsi"/>
-                <w:b/>
-                <w:sz w:val="24"/>
-                <w:szCs w:val="24"/>
-              </w:rPr>
-              <w:t>.</w:t>
+              <w:t>Rs.</w:t>
             </w:r>
             <w:r>
               <w:rPr>
@@ -3108,21 +2980,160 @@
       </w:pPr>
       <w:r>
         <w:rPr>
+          <w:rFonts w:cstheme="minorHAnsi"/>
+          <w:b/>
           <w:noProof/>
+          <w:sz w:val="24"/>
+          <w:szCs w:val="24"/>
         </w:rPr>
         <mc:AlternateContent>
           <mc:Choice Requires="wps">
             <w:drawing>
-              <wp:anchor distT="0" distB="0" distL="114300" distR="114300" simplePos="0" relativeHeight="251659264" behindDoc="0" locked="0" layoutInCell="1" allowOverlap="1" wp14:anchorId="0C9A6A7A" wp14:editId="1AF3952D">
+              <wp:anchor distT="0" distB="0" distL="114300" distR="114300" simplePos="0" relativeHeight="251663360" behindDoc="0" locked="0" layoutInCell="1" allowOverlap="1" wp14:anchorId="5B5BCFD9" wp14:editId="1056E93B">
+                <wp:simplePos x="0" y="0"/>
+                <wp:positionH relativeFrom="column">
+                  <wp:posOffset>3903345</wp:posOffset>
+                </wp:positionH>
+                <wp:positionV relativeFrom="paragraph">
+                  <wp:posOffset>290830</wp:posOffset>
+                </wp:positionV>
+                <wp:extent cx="0" cy="2122715"/>
+                <wp:effectExtent l="0" t="0" r="12700" b="11430"/>
+                <wp:wrapNone/>
+                <wp:docPr id="5" name="Straight Connector 5"/>
+                <wp:cNvGraphicFramePr/>
+                <a:graphic xmlns:a="http://schemas.openxmlformats.org/drawingml/2006/main">
+                  <a:graphicData uri="http://schemas.microsoft.com/office/word/2010/wordprocessingShape">
+                    <wps:wsp>
+                      <wps:cNvCnPr/>
+                      <wps:spPr>
+                        <a:xfrm>
+                          <a:off x="0" y="0"/>
+                          <a:ext cx="0" cy="2122715"/>
+                        </a:xfrm>
+                        <a:prstGeom prst="line">
+                          <a:avLst/>
+                        </a:prstGeom>
+                      </wps:spPr>
+                      <wps:style>
+                        <a:lnRef idx="1">
+                          <a:schemeClr val="dk1"/>
+                        </a:lnRef>
+                        <a:fillRef idx="0">
+                          <a:schemeClr val="dk1"/>
+                        </a:fillRef>
+                        <a:effectRef idx="0">
+                          <a:schemeClr val="dk1"/>
+                        </a:effectRef>
+                        <a:fontRef idx="minor">
+                          <a:schemeClr val="tx1"/>
+                        </a:fontRef>
+                      </wps:style>
+                      <wps:bodyPr/>
+                    </wps:wsp>
+                  </a:graphicData>
+                </a:graphic>
+                <wp14:sizeRelV relativeFrom="margin">
+                  <wp14:pctHeight>0</wp14:pctHeight>
+                </wp14:sizeRelV>
+              </wp:anchor>
+            </w:drawing>
+          </mc:Choice>
+          <mc:Fallback>
+            <w:pict>
+              <v:line w14:anchorId="3C3A2B7D" id="Straight Connector 5" o:spid="_x0000_s1026" style="position:absolute;z-index:251663360;visibility:visible;mso-wrap-style:square;mso-height-percent:0;mso-wrap-distance-left:9pt;mso-wrap-distance-top:0;mso-wrap-distance-right:9pt;mso-wrap-distance-bottom:0;mso-position-horizontal:absolute;mso-position-horizontal-relative:text;mso-position-vertical:absolute;mso-position-vertical-relative:text;mso-height-percent:0;mso-height-relative:margin" from="307.35pt,22.9pt" to="307.35pt,190.05pt" o:gfxdata="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" strokecolor="black [3040]"/>
+            </w:pict>
+          </mc:Fallback>
+        </mc:AlternateContent>
+      </w:r>
+      <w:r>
+        <w:rPr>
+          <w:rFonts w:cstheme="minorHAnsi"/>
+          <w:b/>
+          <w:noProof/>
+          <w:sz w:val="24"/>
+          <w:szCs w:val="24"/>
+        </w:rPr>
+        <mc:AlternateContent>
+          <mc:Choice Requires="wps">
+            <w:drawing>
+              <wp:anchor distT="0" distB="0" distL="114300" distR="114300" simplePos="0" relativeHeight="251662336" behindDoc="0" locked="0" layoutInCell="1" allowOverlap="1" wp14:anchorId="2A72C5AD" wp14:editId="1B8F31D0">
+                <wp:simplePos x="0" y="0"/>
+                <wp:positionH relativeFrom="column">
+                  <wp:posOffset>-167640</wp:posOffset>
+                </wp:positionH>
+                <wp:positionV relativeFrom="paragraph">
+                  <wp:posOffset>259080</wp:posOffset>
+                </wp:positionV>
+                <wp:extent cx="4091940" cy="7620"/>
+                <wp:effectExtent l="0" t="0" r="22860" b="30480"/>
+                <wp:wrapNone/>
+                <wp:docPr id="4" name="Straight Connector 4"/>
+                <wp:cNvGraphicFramePr/>
+                <a:graphic xmlns:a="http://schemas.openxmlformats.org/drawingml/2006/main">
+                  <a:graphicData uri="http://schemas.microsoft.com/office/word/2010/wordprocessingShape">
+                    <wps:wsp>
+                      <wps:cNvCnPr/>
+                      <wps:spPr>
+                        <a:xfrm>
+                          <a:off x="0" y="0"/>
+                          <a:ext cx="4091940" cy="7620"/>
+                        </a:xfrm>
+                        <a:prstGeom prst="line">
+                          <a:avLst/>
+                        </a:prstGeom>
+                      </wps:spPr>
+                      <wps:style>
+                        <a:lnRef idx="1">
+                          <a:schemeClr val="dk1"/>
+                        </a:lnRef>
+                        <a:fillRef idx="0">
+                          <a:schemeClr val="dk1"/>
+                        </a:fillRef>
+                        <a:effectRef idx="0">
+                          <a:schemeClr val="dk1"/>
+                        </a:effectRef>
+                        <a:fontRef idx="minor">
+                          <a:schemeClr val="tx1"/>
+                        </a:fontRef>
+                      </wps:style>
+                      <wps:bodyPr/>
+                    </wps:wsp>
+                  </a:graphicData>
+                </a:graphic>
+                <wp14:sizeRelH relativeFrom="margin">
+                  <wp14:pctWidth>0</wp14:pctWidth>
+                </wp14:sizeRelH>
+                <wp14:sizeRelV relativeFrom="margin">
+                  <wp14:pctHeight>0</wp14:pctHeight>
+                </wp14:sizeRelV>
+              </wp:anchor>
+            </w:drawing>
+          </mc:Choice>
+          <mc:Fallback>
+            <w:pict>
+              <v:line w14:anchorId="6214694F" id="Straight Connector 4" o:spid="_x0000_s1026" style="position:absolute;z-index:251662336;visibility:visible;mso-wrap-style:square;mso-width-percent:0;mso-height-percent:0;mso-wrap-distance-left:9pt;mso-wrap-distance-top:0;mso-wrap-distance-right:9pt;mso-wrap-distance-bottom:0;mso-position-horizontal:absolute;mso-position-horizontal-relative:text;mso-position-vertical:absolute;mso-position-vertical-relative:text;mso-width-percent:0;mso-height-percent:0;mso-width-relative:margin;mso-height-relative:margin" from="-13.2pt,20.4pt" to="309pt,21pt" o:gfxdata="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" strokecolor="black [3040]"/>
+            </w:pict>
+          </mc:Fallback>
+        </mc:AlternateContent>
+      </w:r>
+      <w:r>
+        <w:rPr>
+          <w:noProof/>
+        </w:rPr>
+        <mc:AlternateContent>
+          <mc:Choice Requires="wps">
+            <w:drawing>
+              <wp:anchor distT="0" distB="0" distL="114300" distR="114300" simplePos="0" relativeHeight="251659264" behindDoc="0" locked="0" layoutInCell="1" allowOverlap="1" wp14:anchorId="0C9A6A7A" wp14:editId="2531EDAB">
                 <wp:simplePos x="0" y="0"/>
                 <wp:positionH relativeFrom="page">
-                  <wp:posOffset>4279900</wp:posOffset>
+                  <wp:posOffset>5128260</wp:posOffset>
                 </wp:positionH>
                 <wp:positionV relativeFrom="page">
-                  <wp:posOffset>2540000</wp:posOffset>
+                  <wp:posOffset>2529840</wp:posOffset>
                 </wp:positionV>
-                <wp:extent cx="3127375" cy="1092200"/>
-                <wp:effectExtent l="0" t="0" r="15875" b="12700"/>
+                <wp:extent cx="2281555" cy="1099820"/>
+                <wp:effectExtent l="0" t="0" r="23495" b="24130"/>
                 <wp:wrapNone/>
                 <wp:docPr id="10" name="Text Box 10"/>
                 <wp:cNvGraphicFramePr>
@@ -3137,7 +3148,7 @@
                       <wps:spPr>
                         <a:xfrm>
                           <a:off x="0" y="0"/>
-                          <a:ext cx="3127375" cy="1092200"/>
+                          <a:ext cx="2281555" cy="1099820"/>
                         </a:xfrm>
                         <a:prstGeom prst="rect">
                           <a:avLst/>
@@ -3207,7 +3218,7 @@
                           </w:p>
                         </w:txbxContent>
                       </wps:txbx>
-                      <wps:bodyPr lIns="0" tIns="0" rIns="0" bIns="0" upright="1">
+                      <wps:bodyPr wrap="square" lIns="0" tIns="0" rIns="0" bIns="0" upright="1">
                         <a:noAutofit/>
                       </wps:bodyPr>
                     </wps:wsp>
@@ -3228,7 +3239,7 @@
                 <v:stroke joinstyle="miter"/>
                 <v:path gradientshapeok="t" o:connecttype="rect"/>
               </v:shapetype>
-              <v:shape id="Text Box 10" o:spid="_x0000_s1026" type="#_x0000_t202" style="position:absolute;margin-left:337pt;margin-top:200pt;width:246.25pt;height:86pt;z-index:251659264;visibility:visible;mso-wrap-style:square;mso-width-percent:0;mso-height-percent:0;mso-wrap-distance-left:9pt;mso-wrap-distance-top:0;mso-wrap-distance-right:9pt;mso-wrap-distance-bottom:0;mso-position-horizontal:absolute;mso-position-horizontal-relative:page;mso-position-vertical:absolute;mso-position-vertical-relative:page;mso-width-percent:0;mso-height-percent:0;mso-width-relative:page;mso-height-relative:page;v-text-anchor:top" o:gfxdata="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" filled="f" strokeweight=".25pt">
+              <v:shape id="Text Box 10" o:spid="_x0000_s1026" type="#_x0000_t202" style="position:absolute;margin-left:403.8pt;margin-top:199.2pt;width:179.65pt;height:86.6pt;z-index:251659264;visibility:visible;mso-wrap-style:square;mso-width-percent:0;mso-height-percent:0;mso-wrap-distance-left:9pt;mso-wrap-distance-top:0;mso-wrap-distance-right:9pt;mso-wrap-distance-bottom:0;mso-position-horizontal:absolute;mso-position-horizontal-relative:page;mso-position-vertical:absolute;mso-position-vertical-relative:page;mso-width-percent:0;mso-height-percent:0;mso-width-relative:page;mso-height-relative:page;v-text-anchor:top" o:gfxdata="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" filled="f" strokeweight=".25pt">
                 <v:path arrowok="t"/>
                 <v:textbox inset="0,0,0,0">
                   <w:txbxContent>
@@ -3301,7 +3312,7 @@
         <mc:AlternateContent>
           <mc:Choice Requires="wps">
             <w:drawing>
-              <wp:anchor distT="0" distB="0" distL="114300" distR="114300" simplePos="0" relativeHeight="251661312" behindDoc="0" locked="0" layoutInCell="1" allowOverlap="1" wp14:anchorId="0DAEA46F" wp14:editId="7FE6FBEE">
+              <wp:anchor distT="0" distB="0" distL="114300" distR="114300" simplePos="0" relativeHeight="251661312" behindDoc="0" locked="0" layoutInCell="1" allowOverlap="1" wp14:anchorId="0DAEA46F" wp14:editId="7D2D6256">
                 <wp:simplePos x="0" y="0"/>
                 <wp:positionH relativeFrom="column">
                   <wp:posOffset>-171450</wp:posOffset>
@@ -3351,246 +3362,112 @@
               </wp:anchor>
             </w:drawing>
           </mc:Choice>
-          <mc:Fallback xmlns:w16sdtdh="http://schemas.microsoft.com/office/word/2020/wordml/sdtdatahash" xmlns:w16="http://schemas.microsoft.com/office/word/2018/wordml" xmlns:w16cid="http://schemas.microsoft.com/office/word/2016/wordml/cid" xmlns:w16cex="http://schemas.microsoft.com/office/word/2018/wordml/cex" xmlns:oel="http://schemas.microsoft.com/office/2019/extlst" xmlns:am3d="http://schemas.microsoft.com/office/drawing/2017/model3d" xmlns:aink="http://schemas.microsoft.com/office/drawing/2016/ink" xmlns:cx8="http://schemas.microsoft.com/office/drawing/2016/5/14/chartex" xmlns:cx7="http://schemas.microsoft.com/office/drawing/2016/5/13/chartex" xmlns:cx6="http://schemas.microsoft.com/office/drawing/2016/5/12/chartex" xmlns:cx5="http://schemas.microsoft.com/office/drawing/2016/5/11/chartex" xmlns:cx4="http://schemas.microsoft.com/office/drawing/2016/5/10/chartex" xmlns:cx3="http://schemas.microsoft.com/office/drawing/2016/5/9/chartex" xmlns:cx2="http://schemas.microsoft.com/office/drawing/2015/10/21/chartex" xmlns:cx1="http://schemas.microsoft.com/office/drawing/2015/9/8/chartex">
+          <mc:Fallback>
             <w:pict>
-              <v:line w14:anchorId="4665F9CC" id="Straight Connector 3" o:spid="_x0000_s1026" style="position:absolute;z-index:251661312;visibility:visible;mso-wrap-style:square;mso-height-percent:0;mso-wrap-distance-left:9pt;mso-wrap-distance-top:0;mso-wrap-distance-right:9pt;mso-wrap-distance-bottom:0;mso-position-horizontal:absolute;mso-position-horizontal-relative:text;mso-position-vertical:absolute;mso-position-vertical-relative:text;mso-height-percent:0;mso-height-relative:margin" from="-13.5pt,20.55pt" to="-13.5pt,187.7pt" o:gfxdata="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" strokecolor="black"/>
+              <v:line w14:anchorId="01D4BD64" id="Straight Connector 3" o:spid="_x0000_s1026" style="position:absolute;z-index:251661312;visibility:visible;mso-wrap-style:square;mso-height-percent:0;mso-wrap-distance-left:9pt;mso-wrap-distance-top:0;mso-wrap-distance-right:9pt;mso-wrap-distance-bottom:0;mso-position-horizontal:absolute;mso-position-horizontal-relative:text;mso-position-vertical:absolute;mso-position-vertical-relative:text;mso-height-percent:0;mso-height-relative:margin" from="-13.5pt,20.55pt" to="-13.5pt,187.7pt" o:gfxdata="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" strokecolor="black [3040]"/>
             </w:pict>
           </mc:Fallback>
         </mc:AlternateContent>
       </w:r>
-      <w:r>
+    </w:p>
+    <w:p>
+      <w:pPr>
         <w:rPr>
           <w:rFonts w:cstheme="minorHAnsi"/>
           <w:b/>
+          <w:sz w:val="24"/>
+          <w:szCs w:val="24"/>
+        </w:rPr>
+      </w:pPr>
+      <w:r>
+        <w:rPr>
+          <w:rFonts w:cstheme="minorHAnsi"/>
+          <w:b/>
+          <w:sz w:val="24"/>
+          <w:szCs w:val="24"/>
+        </w:rPr>
+        <w:t>Address of First Holder / Applicant:</w:t>
+      </w:r>
+      <w:r>
+        <w:rPr>
+          <w:rFonts w:ascii="Roboto" w:eastAsia="Times New Roman" w:hAnsi="Roboto" w:cs="Times New Roman"/>
+          <w:color w:val="000000"/>
+          <w:lang w:val="en-IN" w:eastAsia="en-IN"/>
+        </w:rPr>
+        <w:t xml:space="preserve"> </w:t>
+      </w:r>
+      <w:r>
+        <w:rPr>
+          <w:rFonts w:ascii="Roboto" w:eastAsia="Times New Roman" w:hAnsi="Roboto" w:cs="Times New Roman"/>
+          <w:b/>
+          <w:lang w:val="en-IN" w:eastAsia="en-IN"/>
+        </w:rPr>
+        <w:t>[Address C1]</w:t>
+      </w:r>
+    </w:p>
+    <w:p>
+      <w:pPr>
+        <w:rPr>
+          <w:rFonts w:cstheme="minorHAnsi"/>
+          <w:b/>
+          <w:sz w:val="24"/>
+          <w:szCs w:val="24"/>
+        </w:rPr>
+      </w:pPr>
+    </w:p>
+    <w:p>
+      <w:pPr>
+        <w:rPr>
+          <w:rFonts w:cstheme="minorHAnsi"/>
+          <w:b/>
+          <w:sz w:val="24"/>
+          <w:szCs w:val="24"/>
+        </w:rPr>
+      </w:pPr>
+      <w:r>
+        <w:rPr>
+          <w:rFonts w:cstheme="minorHAnsi"/>
+          <w:b/>
+          <w:sz w:val="24"/>
+          <w:szCs w:val="24"/>
+        </w:rPr>
+        <w:t xml:space="preserve">Pin code – </w:t>
+      </w:r>
+      <w:r>
+        <w:rPr>
+          <w:rFonts w:ascii="Roboto" w:eastAsia="Times New Roman" w:hAnsi="Roboto" w:cs="Times New Roman"/>
+          <w:b/>
+          <w:lang w:val="en-IN" w:eastAsia="en-IN"/>
+        </w:rPr>
+        <w:t>[PIN C1]</w:t>
+      </w:r>
+    </w:p>
+    <w:p>
+      <w:pPr>
+        <w:rPr>
+          <w:rFonts w:ascii="Roboto" w:eastAsia="Times New Roman" w:hAnsi="Roboto" w:cs="Times New Roman"/>
+          <w:b/>
+          <w:lang w:val="en-IN" w:eastAsia="en-IN"/>
+        </w:rPr>
+      </w:pPr>
+      <w:r>
+        <w:rPr>
+          <w:b/>
           <w:noProof/>
-          <w:sz w:val="24"/>
-          <w:szCs w:val="24"/>
         </w:rPr>
         <mc:AlternateContent>
           <mc:Choice Requires="wps">
             <w:drawing>
-              <wp:anchor distT="0" distB="0" distL="114300" distR="114300" simplePos="0" relativeHeight="251663360" behindDoc="0" locked="0" layoutInCell="1" allowOverlap="1" wp14:anchorId="5B5BCFD9" wp14:editId="6C41915E">
+              <wp:anchor distT="0" distB="0" distL="114300" distR="114300" simplePos="0" relativeHeight="251660288" behindDoc="0" locked="0" layoutInCell="1" allowOverlap="1" wp14:anchorId="512BAEC8" wp14:editId="2C067A26">
                 <wp:simplePos x="0" y="0"/>
-                <wp:positionH relativeFrom="column">
-                  <wp:posOffset>3118757</wp:posOffset>
+                <wp:positionH relativeFrom="page">
+                  <wp:posOffset>5173980</wp:posOffset>
                 </wp:positionH>
                 <wp:positionV relativeFrom="paragraph">
-                  <wp:posOffset>260893</wp:posOffset>
+                  <wp:posOffset>252095</wp:posOffset>
                 </wp:positionV>
-                <wp:extent cx="0" cy="2122715"/>
-                <wp:effectExtent l="0" t="0" r="12700" b="11430"/>
-                <wp:wrapNone/>
-                <wp:docPr id="5" name="Straight Connector 5"/>
-                <wp:cNvGraphicFramePr/>
-                <a:graphic xmlns:a="http://schemas.openxmlformats.org/drawingml/2006/main">
-                  <a:graphicData uri="http://schemas.microsoft.com/office/word/2010/wordprocessingShape">
-                    <wps:wsp>
-                      <wps:cNvCnPr/>
-                      <wps:spPr>
-                        <a:xfrm>
-                          <a:off x="0" y="0"/>
-                          <a:ext cx="0" cy="2122715"/>
-                        </a:xfrm>
-                        <a:prstGeom prst="line">
-                          <a:avLst/>
-                        </a:prstGeom>
-                      </wps:spPr>
-                      <wps:style>
-                        <a:lnRef idx="1">
-                          <a:schemeClr val="dk1"/>
-                        </a:lnRef>
-                        <a:fillRef idx="0">
-                          <a:schemeClr val="dk1"/>
-                        </a:fillRef>
-                        <a:effectRef idx="0">
-                          <a:schemeClr val="dk1"/>
-                        </a:effectRef>
-                        <a:fontRef idx="minor">
-                          <a:schemeClr val="tx1"/>
-                        </a:fontRef>
-                      </wps:style>
-                      <wps:bodyPr/>
-                    </wps:wsp>
-                  </a:graphicData>
-                </a:graphic>
-                <wp14:sizeRelV relativeFrom="margin">
-                  <wp14:pctHeight>0</wp14:pctHeight>
-                </wp14:sizeRelV>
-              </wp:anchor>
-            </w:drawing>
-          </mc:Choice>
-          <mc:Fallback xmlns:w16sdtdh="http://schemas.microsoft.com/office/word/2020/wordml/sdtdatahash" xmlns:w16="http://schemas.microsoft.com/office/word/2018/wordml" xmlns:w16cid="http://schemas.microsoft.com/office/word/2016/wordml/cid" xmlns:w16cex="http://schemas.microsoft.com/office/word/2018/wordml/cex" xmlns:oel="http://schemas.microsoft.com/office/2019/extlst" xmlns:am3d="http://schemas.microsoft.com/office/drawing/2017/model3d" xmlns:aink="http://schemas.microsoft.com/office/drawing/2016/ink" xmlns:cx8="http://schemas.microsoft.com/office/drawing/2016/5/14/chartex" xmlns:cx7="http://schemas.microsoft.com/office/drawing/2016/5/13/chartex" xmlns:cx6="http://schemas.microsoft.com/office/drawing/2016/5/12/chartex" xmlns:cx5="http://schemas.microsoft.com/office/drawing/2016/5/11/chartex" xmlns:cx4="http://schemas.microsoft.com/office/drawing/2016/5/10/chartex" xmlns:cx3="http://schemas.microsoft.com/office/drawing/2016/5/9/chartex" xmlns:cx2="http://schemas.microsoft.com/office/drawing/2015/10/21/chartex" xmlns:cx1="http://schemas.microsoft.com/office/drawing/2015/9/8/chartex">
-            <w:pict>
-              <v:line w14:anchorId="352D7F3D" id="Straight Connector 5" o:spid="_x0000_s1026" style="position:absolute;z-index:251663360;visibility:visible;mso-wrap-style:square;mso-height-percent:0;mso-wrap-distance-left:9pt;mso-wrap-distance-top:0;mso-wrap-distance-right:9pt;mso-wrap-distance-bottom:0;mso-position-horizontal:absolute;mso-position-horizontal-relative:text;mso-position-vertical:absolute;mso-position-vertical-relative:text;mso-height-percent:0;mso-height-relative:margin" from="245.55pt,20.55pt" to="245.55pt,187.7pt" o:gfxdata="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" strokecolor="black"/>
-            </w:pict>
-          </mc:Fallback>
-        </mc:AlternateContent>
-      </w:r>
-      <w:r>
-        <w:rPr>
-          <w:rFonts w:cstheme="minorHAnsi"/>
-          <w:b/>
-          <w:noProof/>
-          <w:sz w:val="24"/>
-          <w:szCs w:val="24"/>
-        </w:rPr>
-        <mc:AlternateContent>
-          <mc:Choice Requires="wps">
-            <w:drawing>
-              <wp:anchor distT="0" distB="0" distL="114300" distR="114300" simplePos="0" relativeHeight="251662336" behindDoc="0" locked="0" layoutInCell="1" allowOverlap="1" wp14:anchorId="2A72C5AD" wp14:editId="10164183">
-                <wp:simplePos x="0" y="0"/>
-                <wp:positionH relativeFrom="column">
-                  <wp:posOffset>-171451</wp:posOffset>
-                </wp:positionH>
-                <wp:positionV relativeFrom="paragraph">
-                  <wp:posOffset>260894</wp:posOffset>
-                </wp:positionV>
-                <wp:extent cx="3290207" cy="0"/>
-                <wp:effectExtent l="0" t="0" r="12065" b="12700"/>
-                <wp:wrapNone/>
-                <wp:docPr id="4" name="Straight Connector 4"/>
-                <wp:cNvGraphicFramePr/>
-                <a:graphic xmlns:a="http://schemas.openxmlformats.org/drawingml/2006/main">
-                  <a:graphicData uri="http://schemas.microsoft.com/office/word/2010/wordprocessingShape">
-                    <wps:wsp>
-                      <wps:cNvCnPr/>
-                      <wps:spPr>
-                        <a:xfrm>
-                          <a:off x="0" y="0"/>
-                          <a:ext cx="3290207" cy="0"/>
-                        </a:xfrm>
-                        <a:prstGeom prst="line">
-                          <a:avLst/>
-                        </a:prstGeom>
-                      </wps:spPr>
-                      <wps:style>
-                        <a:lnRef idx="1">
-                          <a:schemeClr val="dk1"/>
-                        </a:lnRef>
-                        <a:fillRef idx="0">
-                          <a:schemeClr val="dk1"/>
-                        </a:fillRef>
-                        <a:effectRef idx="0">
-                          <a:schemeClr val="dk1"/>
-                        </a:effectRef>
-                        <a:fontRef idx="minor">
-                          <a:schemeClr val="tx1"/>
-                        </a:fontRef>
-                      </wps:style>
-                      <wps:bodyPr/>
-                    </wps:wsp>
-                  </a:graphicData>
-                </a:graphic>
-              </wp:anchor>
-            </w:drawing>
-          </mc:Choice>
-          <mc:Fallback xmlns:w16sdtdh="http://schemas.microsoft.com/office/word/2020/wordml/sdtdatahash" xmlns:w16="http://schemas.microsoft.com/office/word/2018/wordml" xmlns:w16cid="http://schemas.microsoft.com/office/word/2016/wordml/cid" xmlns:w16cex="http://schemas.microsoft.com/office/word/2018/wordml/cex" xmlns:oel="http://schemas.microsoft.com/office/2019/extlst" xmlns:am3d="http://schemas.microsoft.com/office/drawing/2017/model3d" xmlns:aink="http://schemas.microsoft.com/office/drawing/2016/ink" xmlns:cx8="http://schemas.microsoft.com/office/drawing/2016/5/14/chartex" xmlns:cx7="http://schemas.microsoft.com/office/drawing/2016/5/13/chartex" xmlns:cx6="http://schemas.microsoft.com/office/drawing/2016/5/12/chartex" xmlns:cx5="http://schemas.microsoft.com/office/drawing/2016/5/11/chartex" xmlns:cx4="http://schemas.microsoft.com/office/drawing/2016/5/10/chartex" xmlns:cx3="http://schemas.microsoft.com/office/drawing/2016/5/9/chartex" xmlns:cx2="http://schemas.microsoft.com/office/drawing/2015/10/21/chartex" xmlns:cx1="http://schemas.microsoft.com/office/drawing/2015/9/8/chartex">
-            <w:pict>
-              <v:line w14:anchorId="661EFD63" id="Straight Connector 4" o:spid="_x0000_s1026" style="position:absolute;z-index:251662336;visibility:visible;mso-wrap-style:square;mso-wrap-distance-left:9pt;mso-wrap-distance-top:0;mso-wrap-distance-right:9pt;mso-wrap-distance-bottom:0;mso-position-horizontal:absolute;mso-position-horizontal-relative:text;mso-position-vertical:absolute;mso-position-vertical-relative:text" from="-13.5pt,20.55pt" to="245.55pt,20.55pt" o:gfxdata="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" strokecolor="black"/>
-            </w:pict>
-          </mc:Fallback>
-        </mc:AlternateContent>
-      </w:r>
-    </w:p>
-    <w:p>
-      <w:pPr>
-        <w:rPr>
-          <w:rFonts w:cstheme="minorHAnsi"/>
-          <w:b/>
-          <w:sz w:val="24"/>
-          <w:szCs w:val="24"/>
-        </w:rPr>
-      </w:pPr>
-      <w:r>
-        <w:rPr>
-          <w:rFonts w:cstheme="minorHAnsi"/>
-          <w:b/>
-          <w:sz w:val="24"/>
-          <w:szCs w:val="24"/>
-        </w:rPr>
-        <w:t>Address of First Holder / Applicant:</w:t>
-      </w:r>
-      <w:r>
-        <w:rPr>
-          <w:rFonts w:ascii="Roboto" w:eastAsia="Times New Roman" w:hAnsi="Roboto" w:cs="Times New Roman"/>
-          <w:color w:val="000000"/>
-          <w:lang w:val="en-IN" w:eastAsia="en-IN"/>
-        </w:rPr>
-        <w:t xml:space="preserve"> </w:t>
-      </w:r>
-      <w:bookmarkStart w:id="0" w:name="_GoBack"/>
-      <w:r>
-        <w:rPr>
-          <w:rFonts w:ascii="Roboto" w:eastAsia="Times New Roman" w:hAnsi="Roboto" w:cs="Times New Roman"/>
-          <w:b/>
-          <w:lang w:val="en-IN" w:eastAsia="en-IN"/>
-        </w:rPr>
-        <w:t>[Address C1]</w:t>
-      </w:r>
-    </w:p>
-    <w:p>
-      <w:pPr>
-        <w:rPr>
-          <w:rFonts w:cstheme="minorHAnsi"/>
-          <w:b/>
-          <w:sz w:val="24"/>
-          <w:szCs w:val="24"/>
-        </w:rPr>
-      </w:pPr>
-    </w:p>
-    <w:p>
-      <w:pPr>
-        <w:rPr>
-          <w:rFonts w:cstheme="minorHAnsi"/>
-          <w:b/>
-          <w:sz w:val="24"/>
-          <w:szCs w:val="24"/>
-        </w:rPr>
-      </w:pPr>
-      <w:r>
-        <w:rPr>
-          <w:rFonts w:cstheme="minorHAnsi"/>
-          <w:b/>
-          <w:sz w:val="24"/>
-          <w:szCs w:val="24"/>
-        </w:rPr>
-        <w:t xml:space="preserve">Pin code – </w:t>
-      </w:r>
-      <w:r>
-        <w:rPr>
-          <w:rFonts w:ascii="Roboto" w:eastAsia="Times New Roman" w:hAnsi="Roboto" w:cs="Times New Roman"/>
-          <w:b/>
-          <w:lang w:val="en-IN" w:eastAsia="en-IN"/>
-        </w:rPr>
-        <w:t>[PIN C1]</w:t>
-      </w:r>
-    </w:p>
-    <w:p>
-      <w:pPr>
-        <w:rPr>
-          <w:rFonts w:ascii="Roboto" w:eastAsia="Times New Roman" w:hAnsi="Roboto" w:cs="Times New Roman"/>
-          <w:b/>
-          <w:lang w:val="en-IN" w:eastAsia="en-IN"/>
-        </w:rPr>
-      </w:pPr>
-      <w:r>
-        <w:rPr>
-          <w:b/>
-          <w:noProof/>
-        </w:rPr>
-        <mc:AlternateContent>
-          <mc:Choice Requires="wps">
-            <w:drawing>
-              <wp:anchor distT="0" distB="0" distL="114300" distR="114300" simplePos="0" relativeHeight="251660288" behindDoc="0" locked="0" layoutInCell="1" allowOverlap="1" wp14:anchorId="512BAEC8" wp14:editId="13DD0CD8">
-                <wp:simplePos x="0" y="0"/>
-                <wp:positionH relativeFrom="page">
-                  <wp:posOffset>4279900</wp:posOffset>
-                </wp:positionH>
-                <wp:positionV relativeFrom="paragraph">
-                  <wp:posOffset>104775</wp:posOffset>
-                </wp:positionV>
-                <wp:extent cx="3124835" cy="965200"/>
-                <wp:effectExtent l="0" t="0" r="18415" b="25400"/>
+                <wp:extent cx="2233295" cy="820420"/>
+                <wp:effectExtent l="0" t="0" r="14605" b="17780"/>
                 <wp:wrapNone/>
                 <wp:docPr id="7" name="Text Box 2"/>
                 <wp:cNvGraphicFramePr>
@@ -3605,7 +3482,7 @@
                       <wps:spPr>
                         <a:xfrm>
                           <a:off x="0" y="0"/>
-                          <a:ext cx="3124835" cy="965200"/>
+                          <a:ext cx="2233295" cy="820420"/>
                         </a:xfrm>
                         <a:prstGeom prst="rect">
                           <a:avLst/>
@@ -3670,7 +3547,7 @@
                           </w:p>
                         </w:txbxContent>
                       </wps:txbx>
-                      <wps:bodyPr lIns="0" tIns="0" rIns="0" bIns="0" upright="1">
+                      <wps:bodyPr wrap="square" lIns="0" tIns="0" rIns="0" bIns="0" upright="1">
                         <a:noAutofit/>
                       </wps:bodyPr>
                     </wps:wsp>
@@ -3687,7 +3564,7 @@
           </mc:Choice>
           <mc:Fallback>
             <w:pict>
-              <v:shape w14:anchorId="512BAEC8" id="Text Box 2" o:spid="_x0000_s1027" type="#_x0000_t202" style="position:absolute;margin-left:337pt;margin-top:8.25pt;width:246.05pt;height:76pt;z-index:251660288;visibility:visible;mso-wrap-style:square;mso-width-percent:0;mso-height-percent:0;mso-wrap-distance-left:9pt;mso-wrap-distance-top:0;mso-wrap-distance-right:9pt;mso-wrap-distance-bottom:0;mso-position-horizontal:absolute;mso-position-horizontal-relative:page;mso-position-vertical:absolute;mso-position-vertical-relative:text;mso-width-percent:0;mso-height-percent:0;mso-width-relative:page;mso-height-relative:page;v-text-anchor:top" o:gfxdata="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" filled="f" strokeweight=".25pt">
+              <v:shape w14:anchorId="512BAEC8" id="Text Box 2" o:spid="_x0000_s1027" type="#_x0000_t202" style="position:absolute;margin-left:407.4pt;margin-top:19.85pt;width:175.85pt;height:64.6pt;z-index:251660288;visibility:visible;mso-wrap-style:square;mso-width-percent:0;mso-height-percent:0;mso-wrap-distance-left:9pt;mso-wrap-distance-top:0;mso-wrap-distance-right:9pt;mso-wrap-distance-bottom:0;mso-position-horizontal:absolute;mso-position-horizontal-relative:page;mso-position-vertical:absolute;mso-position-vertical-relative:text;mso-width-percent:0;mso-height-percent:0;mso-width-relative:page;mso-height-relative:page;v-text-anchor:top" o:gfxdata="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" filled="f" strokeweight=".25pt">
                 <v:path arrowok="t"/>
                 <v:textbox inset="0,0,0,0">
                   <w:txbxContent>
@@ -3789,7 +3666,6 @@
         <w:t>[Email ID C1]</w:t>
       </w:r>
     </w:p>
-    <w:bookmarkEnd w:id="0"/>
     <w:p>
       <w:pPr>
         <w:rPr>
@@ -3810,16 +3686,16 @@
         <mc:AlternateContent>
           <mc:Choice Requires="wps">
             <w:drawing>
-              <wp:anchor distT="0" distB="0" distL="114300" distR="114300" simplePos="0" relativeHeight="251664384" behindDoc="0" locked="0" layoutInCell="1" allowOverlap="1" wp14:anchorId="46D03460" wp14:editId="3C762F2D">
+              <wp:anchor distT="0" distB="0" distL="114300" distR="114300" simplePos="0" relativeHeight="251664384" behindDoc="0" locked="0" layoutInCell="1" allowOverlap="1" wp14:anchorId="46D03460" wp14:editId="651DF844">
                 <wp:simplePos x="0" y="0"/>
                 <wp:positionH relativeFrom="column">
-                  <wp:posOffset>-171451</wp:posOffset>
+                  <wp:posOffset>-167640</wp:posOffset>
                 </wp:positionH>
                 <wp:positionV relativeFrom="paragraph">
-                  <wp:posOffset>335824</wp:posOffset>
+                  <wp:posOffset>332105</wp:posOffset>
                 </wp:positionV>
-                <wp:extent cx="3290207" cy="0"/>
-                <wp:effectExtent l="0" t="0" r="12065" b="12700"/>
+                <wp:extent cx="4084320" cy="22860"/>
+                <wp:effectExtent l="0" t="0" r="30480" b="34290"/>
                 <wp:wrapNone/>
                 <wp:docPr id="6" name="Straight Connector 6"/>
                 <wp:cNvGraphicFramePr/>
@@ -3830,7 +3706,7 @@
                       <wps:spPr>
                         <a:xfrm>
                           <a:off x="0" y="0"/>
-                          <a:ext cx="3290207" cy="0"/>
+                          <a:ext cx="4084320" cy="22860"/>
                         </a:xfrm>
                         <a:prstGeom prst="line">
                           <a:avLst/>
@@ -3854,12 +3730,18 @@
                     </wps:wsp>
                   </a:graphicData>
                 </a:graphic>
+                <wp14:sizeRelH relativeFrom="margin">
+                  <wp14:pctWidth>0</wp14:pctWidth>
+                </wp14:sizeRelH>
+                <wp14:sizeRelV relativeFrom="margin">
+                  <wp14:pctHeight>0</wp14:pctHeight>
+                </wp14:sizeRelV>
               </wp:anchor>
             </w:drawing>
           </mc:Choice>
-          <mc:Fallback xmlns:w16sdtdh="http://schemas.microsoft.com/office/word/2020/wordml/sdtdatahash" xmlns:w16="http://schemas.microsoft.com/office/word/2018/wordml" xmlns:w16cid="http://schemas.microsoft.com/office/word/2016/wordml/cid" xmlns:w16cex="http://schemas.microsoft.com/office/word/2018/wordml/cex" xmlns:oel="http://schemas.microsoft.com/office/2019/extlst" xmlns:am3d="http://schemas.microsoft.com/office/drawing/2017/model3d" xmlns:aink="http://schemas.microsoft.com/office/drawing/2016/ink" xmlns:cx8="http://schemas.microsoft.com/office/drawing/2016/5/14/chartex" xmlns:cx7="http://schemas.microsoft.com/office/drawing/2016/5/13/chartex" xmlns:cx6="http://schemas.microsoft.com/office/drawing/2016/5/12/chartex" xmlns:cx5="http://schemas.microsoft.com/office/drawing/2016/5/11/chartex" xmlns:cx4="http://schemas.microsoft.com/office/drawing/2016/5/10/chartex" xmlns:cx3="http://schemas.microsoft.com/office/drawing/2016/5/9/chartex" xmlns:cx2="http://schemas.microsoft.com/office/drawing/2015/10/21/chartex" xmlns:cx1="http://schemas.microsoft.com/office/drawing/2015/9/8/chartex">
+          <mc:Fallback>
             <w:pict>
-              <v:line w14:anchorId="5D24802F" id="Straight Connector 6" o:spid="_x0000_s1026" style="position:absolute;z-index:251664384;visibility:visible;mso-wrap-style:square;mso-wrap-distance-left:9pt;mso-wrap-distance-top:0;mso-wrap-distance-right:9pt;mso-wrap-distance-bottom:0;mso-position-horizontal:absolute;mso-position-horizontal-relative:text;mso-position-vertical:absolute;mso-position-vertical-relative:text" from="-13.5pt,26.45pt" to="245.55pt,26.45pt" o:gfxdata="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" strokecolor="black"/>
+              <v:line w14:anchorId="1B2D4033" id="Straight Connector 6" o:spid="_x0000_s1026" style="position:absolute;z-index:251664384;visibility:visible;mso-wrap-style:square;mso-width-percent:0;mso-height-percent:0;mso-wrap-distance-left:9pt;mso-wrap-distance-top:0;mso-wrap-distance-right:9pt;mso-wrap-distance-bottom:0;mso-position-horizontal:absolute;mso-position-horizontal-relative:text;mso-position-vertical:absolute;mso-position-vertical-relative:text;mso-width-percent:0;mso-height-percent:0;mso-width-relative:margin;mso-height-relative:margin" from="-13.2pt,26.15pt" to="308.4pt,27.95pt" o:gfxdata="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" strokecolor="black [3040]"/>
             </w:pict>
           </mc:Fallback>
         </mc:AlternateContent>
@@ -4328,7 +4210,7 @@
 </file>
 
 <file path=word/numbering.xml><?xml version="1.0" encoding="utf-8"?>
-<w:numbering xmlns:wpc="http://schemas.microsoft.com/office/word/2010/wordprocessingCanvas" xmlns:cx="http://schemas.microsoft.com/office/drawing/2014/chartex" xmlns:mc="http://schemas.openxmlformats.org/markup-compatibility/2006" xmlns:o="urn:schemas-microsoft-com:office:office" xmlns:r="http://schemas.openxmlformats.org/officeDocument/2006/relationships" xmlns:m="http://schemas.openxmlformats.org/officeDocument/2006/math" xmlns:v="urn:schemas-microsoft-com:vml" xmlns:wp14="http://schemas.microsoft.com/office/word/2010/wordprocessingDrawing" xmlns:wp="http://schemas.openxmlformats.org/drawingml/2006/wordprocessingDrawing" xmlns:w10="urn:schemas-microsoft-com:office:word" xmlns:w="http://schemas.openxmlformats.org/wordprocessingml/2006/main" xmlns:w14="http://schemas.microsoft.com/office/word/2010/wordml" xmlns:w15="http://schemas.microsoft.com/office/word/2012/wordml" xmlns:w16se="http://schemas.microsoft.com/office/word/2015/wordml/symex" xmlns:wpg="http://schemas.microsoft.com/office/word/2010/wordprocessingGroup" xmlns:wpi="http://schemas.microsoft.com/office/word/2010/wordprocessingInk" xmlns:wne="http://schemas.microsoft.com/office/word/2006/wordml" xmlns:wps="http://schemas.microsoft.com/office/word/2010/wordprocessingShape" mc:Ignorable="w14 w15 w16se wp14">
+<w:numbering xmlns:wpc="http://schemas.microsoft.com/office/word/2010/wordprocessingCanvas" xmlns:cx="http://schemas.microsoft.com/office/drawing/2014/chartex" xmlns:cx1="http://schemas.microsoft.com/office/drawing/2015/9/8/chartex" xmlns:cx2="http://schemas.microsoft.com/office/drawing/2015/10/21/chartex" xmlns:cx3="http://schemas.microsoft.com/office/drawing/2016/5/9/chartex" xmlns:cx4="http://schemas.microsoft.com/office/drawing/2016/5/10/chartex" xmlns:cx5="http://schemas.microsoft.com/office/drawing/2016/5/11/chartex" xmlns:cx6="http://schemas.microsoft.com/office/drawing/2016/5/12/chartex" xmlns:cx7="http://schemas.microsoft.com/office/drawing/2016/5/13/chartex" xmlns:cx8="http://schemas.microsoft.com/office/drawing/2016/5/14/chartex" xmlns:mc="http://schemas.openxmlformats.org/markup-compatibility/2006" xmlns:aink="http://schemas.microsoft.com/office/drawing/2016/ink" xmlns:am3d="http://schemas.microsoft.com/office/drawing/2017/model3d" xmlns:o="urn:schemas-microsoft-com:office:office" xmlns:oel="http://schemas.microsoft.com/office/2019/extlst" xmlns:r="http://schemas.openxmlformats.org/officeDocument/2006/relationships" xmlns:m="http://schemas.openxmlformats.org/officeDocument/2006/math" xmlns:v="urn:schemas-microsoft-com:vml" xmlns:wp14="http://schemas.microsoft.com/office/word/2010/wordprocessingDrawing" xmlns:wp="http://schemas.openxmlformats.org/drawingml/2006/wordprocessingDrawing" xmlns:w10="urn:schemas-microsoft-com:office:word" xmlns:w="http://schemas.openxmlformats.org/wordprocessingml/2006/main" xmlns:w14="http://schemas.microsoft.com/office/word/2010/wordml" xmlns:w15="http://schemas.microsoft.com/office/word/2012/wordml" xmlns:w16cex="http://schemas.microsoft.com/office/word/2018/wordml/cex" xmlns:w16cid="http://schemas.microsoft.com/office/word/2016/wordml/cid" xmlns:w16="http://schemas.microsoft.com/office/word/2018/wordml" xmlns:w16du="http://schemas.microsoft.com/office/word/2023/wordml/word16du" xmlns:w16sdtdh="http://schemas.microsoft.com/office/word/2020/wordml/sdtdatahash" xmlns:w16sdtfl="http://schemas.microsoft.com/office/word/2024/wordml/sdtformatlock" xmlns:w16se="http://schemas.microsoft.com/office/word/2015/wordml/symex" xmlns:wpg="http://schemas.microsoft.com/office/word/2010/wordprocessingGroup" xmlns:wpi="http://schemas.microsoft.com/office/word/2010/wordprocessingInk" xmlns:wne="http://schemas.microsoft.com/office/word/2006/wordml" xmlns:wps="http://schemas.microsoft.com/office/word/2010/wordprocessingShape" mc:Ignorable="w14 w15 w16se w16cid w16 w16cex w16sdtdh w16sdtfl w16du wp14">
   <w:abstractNum w:abstractNumId="0" w15:restartNumberingAfterBreak="0">
     <w:nsid w:val="0B9E6BD1"/>
     <w:multiLevelType w:val="hybridMultilevel"/>
@@ -6278,62 +6160,62 @@
       </w:pPr>
     </w:lvl>
   </w:abstractNum>
-  <w:num w:numId="1">
+  <w:num w:numId="1" w16cid:durableId="1911840494">
     <w:abstractNumId w:val="11"/>
   </w:num>
-  <w:num w:numId="2">
+  <w:num w:numId="2" w16cid:durableId="1139106174">
     <w:abstractNumId w:val="12"/>
   </w:num>
-  <w:num w:numId="3">
+  <w:num w:numId="3" w16cid:durableId="913395090">
     <w:abstractNumId w:val="1"/>
   </w:num>
-  <w:num w:numId="4">
+  <w:num w:numId="4" w16cid:durableId="1681082824">
     <w:abstractNumId w:val="14"/>
   </w:num>
-  <w:num w:numId="5">
+  <w:num w:numId="5" w16cid:durableId="1112480474">
     <w:abstractNumId w:val="15"/>
   </w:num>
-  <w:num w:numId="6">
+  <w:num w:numId="6" w16cid:durableId="740830297">
     <w:abstractNumId w:val="8"/>
   </w:num>
-  <w:num w:numId="7">
+  <w:num w:numId="7" w16cid:durableId="1605268400">
     <w:abstractNumId w:val="0"/>
   </w:num>
-  <w:num w:numId="8">
+  <w:num w:numId="8" w16cid:durableId="173612388">
     <w:abstractNumId w:val="13"/>
   </w:num>
-  <w:num w:numId="9">
+  <w:num w:numId="9" w16cid:durableId="413358523">
     <w:abstractNumId w:val="6"/>
   </w:num>
-  <w:num w:numId="10">
+  <w:num w:numId="10" w16cid:durableId="1876964584">
     <w:abstractNumId w:val="16"/>
   </w:num>
-  <w:num w:numId="11">
+  <w:num w:numId="11" w16cid:durableId="491064356">
     <w:abstractNumId w:val="2"/>
   </w:num>
-  <w:num w:numId="12">
+  <w:num w:numId="12" w16cid:durableId="1950158714">
     <w:abstractNumId w:val="5"/>
   </w:num>
-  <w:num w:numId="13">
+  <w:num w:numId="13" w16cid:durableId="668214466">
     <w:abstractNumId w:val="10"/>
   </w:num>
-  <w:num w:numId="14">
+  <w:num w:numId="14" w16cid:durableId="2098284613">
     <w:abstractNumId w:val="9"/>
   </w:num>
-  <w:num w:numId="15">
+  <w:num w:numId="15" w16cid:durableId="625938338">
     <w:abstractNumId w:val="4"/>
   </w:num>
-  <w:num w:numId="16">
+  <w:num w:numId="16" w16cid:durableId="54470610">
     <w:abstractNumId w:val="3"/>
   </w:num>
-  <w:num w:numId="17">
+  <w:num w:numId="17" w16cid:durableId="733893736">
     <w:abstractNumId w:val="7"/>
   </w:num>
 </w:numbering>
 </file>
 
 <file path=word/styles.xml><?xml version="1.0" encoding="utf-8"?>
-<w:styles xmlns:mc="http://schemas.openxmlformats.org/markup-compatibility/2006" xmlns:r="http://schemas.openxmlformats.org/officeDocument/2006/relationships" xmlns:w="http://schemas.openxmlformats.org/wordprocessingml/2006/main" xmlns:w14="http://schemas.microsoft.com/office/word/2010/wordml" xmlns:w15="http://schemas.microsoft.com/office/word/2012/wordml" xmlns:w16se="http://schemas.microsoft.com/office/word/2015/wordml/symex" mc:Ignorable="w14 w15 w16se">
+<w:styles xmlns:mc="http://schemas.openxmlformats.org/markup-compatibility/2006" xmlns:r="http://schemas.openxmlformats.org/officeDocument/2006/relationships" xmlns:w="http://schemas.openxmlformats.org/wordprocessingml/2006/main" xmlns:w14="http://schemas.microsoft.com/office/word/2010/wordml" xmlns:w15="http://schemas.microsoft.com/office/word/2012/wordml" xmlns:w16cex="http://schemas.microsoft.com/office/word/2018/wordml/cex" xmlns:w16cid="http://schemas.microsoft.com/office/word/2016/wordml/cid" xmlns:w16="http://schemas.microsoft.com/office/word/2018/wordml" xmlns:w16du="http://schemas.microsoft.com/office/word/2023/wordml/word16du" xmlns:w16sdtdh="http://schemas.microsoft.com/office/word/2020/wordml/sdtdatahash" xmlns:w16sdtfl="http://schemas.microsoft.com/office/word/2024/wordml/sdtformatlock" xmlns:w16se="http://schemas.microsoft.com/office/word/2015/wordml/symex" mc:Ignorable="w14 w15 w16se w16cid w16 w16cex w16sdtdh w16sdtfl w16du">
   <w:docDefaults>
     <w:rPrDefault>
       <w:rPr>
@@ -6349,7 +6231,7 @@
       </w:pPr>
     </w:pPrDefault>
   </w:docDefaults>
-  <w:latentStyles w:defLockedState="0" w:defUIPriority="99" w:defSemiHidden="0" w:defUnhideWhenUsed="0" w:defQFormat="0" w:count="371">
+  <w:latentStyles w:defLockedState="0" w:defUIPriority="99" w:defSemiHidden="0" w:defUnhideWhenUsed="0" w:defQFormat="0" w:count="376">
     <w:lsdException w:name="Normal" w:uiPriority="0" w:qFormat="1"/>
     <w:lsdException w:name="heading 1" w:uiPriority="9" w:qFormat="1"/>
     <w:lsdException w:name="heading 2" w:semiHidden="1" w:uiPriority="9" w:unhideWhenUsed="1" w:qFormat="1"/>
@@ -6721,6 +6603,11 @@
     <w:lsdException w:name="List Table 5 Dark Accent 6" w:uiPriority="50"/>
     <w:lsdException w:name="List Table 6 Colorful Accent 6" w:uiPriority="51"/>
     <w:lsdException w:name="List Table 7 Colorful Accent 6" w:uiPriority="52"/>
+    <w:lsdException w:name="Mention" w:semiHidden="1" w:unhideWhenUsed="1"/>
+    <w:lsdException w:name="Smart Hyperlink" w:semiHidden="1" w:unhideWhenUsed="1"/>
+    <w:lsdException w:name="Hashtag" w:semiHidden="1" w:unhideWhenUsed="1"/>
+    <w:lsdException w:name="Unresolved Mention" w:semiHidden="1" w:unhideWhenUsed="1"/>
+    <w:lsdException w:name="Smart Link" w:semiHidden="1" w:unhideWhenUsed="1"/>
   </w:latentStyles>
   <w:style w:type="paragraph" w:default="1" w:styleId="Normal">
     <w:name w:val="Normal"/>
